--- a/Volume 1/Chapter 04 - Databases/SPA_Vol1_Ch4_Lesson4_4_Tables.docx
+++ b/Volume 1/Chapter 04 - Databases/SPA_Vol1_Ch4_Lesson4_4_Tables.docx
@@ -67,7 +67,10 @@
     </w:p>
     <w:p>
       <w:r>
-        <w:t>Create the contacts table that the rest of Chapter 4 uses, inside the spa_contacts database: an id the server numbers by itself as the primary key, a required name, a required and unique email, and an optional phone, all stored as utf8mb4 text. Every program sends CREATE TABLE IF NOT EXISTS, so it can run again and again, and then asks the server to DESCRIBE the table and prints one line per column, so you can see the rules the server now enforces.</w:t>
+        <w:t>Create the contacts table that the rest of Chapter 4 uses, one for each language (contacts_c, contacts_cpp, contacts_csharp, contacts_go, contacts_python, and contacts_typescript), inside the spa_contacts database: an id the server numbers by itself as the primary key, a required name, a required and unique email, and an optional phone, all stored as utf8mb4 text. Every program sends CREATE TABLE IF NOT EXISTS, so it can run again and again, and then asks the server to DESCRIBE the table and prints one line</w:t>
+      </w:r>
+      <w:r>
+        <w:t xml:space="preserve"> per column, so you can see the rules the server now enforces.</w:t>
       </w:r>
     </w:p>
     <w:p>
@@ -143,7 +146,7 @@
         <w:keepNext/>
       </w:pPr>
       <w:r>
-        <w:t>CREATE TABLE IF NOT EXISTS contacts (</w:t>
+        <w:t>CREATE TABLE IF NOT EXISTS contacts_c (</w:t>
       </w:r>
     </w:p>
     <w:p>
@@ -196,11 +199,21 @@
       </w:pPr>
     </w:p>
     <w:p>
+      <w:r>
+        <w:t>This is the C programs' table, contacts_c. Each language creates its own table with the same columns, named contacts_ and the language: each program touches only its own language's data, so the languages never interfere, and running the Go program never changes the rows the C program added.</w:t>
+      </w:r>
+    </w:p>
+    <w:p>
+      <w:pPr>
+        <w:keepNext/>
+      </w:pPr>
+    </w:p>
+    <w:p>
       <w:pPr>
         <w:pStyle w:val="ListBullet"/>
       </w:pPr>
       <w:r>
-        <w:t>CREATE TABLE contacts ( ... ) makes a new table named contacts in the current database. Inside the round brackets is one column definition per column, separated by commas, and after them come options for the whole table. The programs write the same statement on one line; the server ignores the extra spaces and line breaks, so both forms are the same statement.</w:t>
+        <w:t>CREATE TABLE contacts_c ( ... ) makes a new table named contacts_c in the current database. Inside the round brackets is one column definition per column, separated by commas, and after them come options for the whole table. The programs write the same statement on one line; the server ignores the extra spaces and line breaks, so both forms are the same statement.</w:t>
       </w:r>
     </w:p>
     <w:p>
@@ -208,6 +221,7 @@
         <w:pStyle w:val="ListBullet"/>
       </w:pPr>
       <w:r>
+        <w:lastRenderedPageBreak/>
         <w:t>A column definition is a name, a type, and then any rules for that column, in that order: name VARCHAR(100) NOT NULL is the column name, of type VARCHAR(100), and it may not be NULL.</w:t>
       </w:r>
     </w:p>
@@ -216,11 +230,10 @@
         <w:pStyle w:val="ListBullet"/>
       </w:pPr>
       <w:r>
-        <w:t xml:space="preserve">A type says what kind of value the column holds, and the server refuses a value of the wrong kind. INT is a whole number, from about minus 2.1 billion to plus 2.1 billion, plenty for numbering contacts. VARCHAR(n) is text of up to n characters (characters, not bytes); it stores only the characters a value really has. Text </w:t>
-      </w:r>
-      <w:r>
-        <w:lastRenderedPageBreak/>
-        <w:t>longer than n is refused, because MySQL's strict mode is on by default: the server reports Data too long for column (error 1406), and Lesson 4.5 checks each length before it sends a value. Other text types exist, such as CHAR(n) for text that always has exactly n characters and TEXT for long text with no chosen limit, but VARCHAR(n) suits names, emails, and phone numbers.</w:t>
+        <w:t>A type says what kind of value the column holds, and the server refuses a value of the wrong kind. INT is a whole number, from about minus 2.1 billion to plus 2.1 billion, plenty for numbering contacts. VARCHAR(n) is text of up to n characters (characters, not bytes); it stores only the characters a value really has. Text longer than n is refused, because MySQL's strict mode is on by default: the server reports Data too long for column (error 1406), and Lesson 4.5 checks each length before it sends a value.</w:t>
+      </w:r>
+      <w:r>
+        <w:t xml:space="preserve"> Other text types exist, such as CHAR(n) for text that always has exactly n characters and TEXT for long text with no chosen limit, but VARCHAR(n) suits names, emails, and phone numbers.</w:t>
       </w:r>
     </w:p>
     <w:p>
@@ -266,10 +279,10 @@
         <w:pStyle w:val="ListBullet"/>
       </w:pPr>
       <w:r>
-        <w:t>IF NOT EXISTS works as it did for CREATE DATABASE in Lesson 4.2: when a table named contacts already exists, the server does nothing, so every program, and every rerun, can send the statement safely. Without it, a second run fails with Table 'contacts' already exists (error 1050). It checks only the name: if the existing table was built differently, it stays exactly as it was, and the new definition is ignored without a warning on screen. The Workbook Exercise shows this. To change a table's design, it is d</w:t>
-      </w:r>
-      <w:r>
-        <w:t>ropped and created again, losing its rows, or changed with ALTER TABLE, which this chapter does not teach.</w:t>
+        <w:t xml:space="preserve">IF NOT EXISTS works as it did for CREATE DATABASE in Lesson 4.2: when a table named contacts_c already exists, the server does nothing, so every program, and every rerun, can send the statement safely. Without it, a second run fails with Table 'contacts_c' already exists (error 1050). It checks only the name: if the existing table was built differently, it stays exactly as it was, and the new definition is ignored without a warning on screen. The Workbook Exercise shows this. To change a table's design, it </w:t>
+      </w:r>
+      <w:r>
+        <w:t>is dropped and created again, losing its rows, or changed with ALTER TABLE, which this chapter does not teach.</w:t>
       </w:r>
     </w:p>
     <w:p>
@@ -277,10 +290,10 @@
         <w:pStyle w:val="ListBullet"/>
       </w:pPr>
       <w:r>
-        <w:t>DESCRIBE contacts is a MySQL statement that asks the server how a table is built. Its answer is a table of its own: one row per column of contacts, with six columns: Field (the column name), Type, Null (YES when NULL is allowed), Key (PRI for the primary key, UNI for a unique column, empty for none), Default (the value used when a new row gives none; here NULL for every column), and Extra (auto_increment). The programs print five of them; Default is NULL in every row, and reading NULL is Lesson 4.6's subjec</w:t>
-      </w:r>
-      <w:r>
-        <w:t>t.</w:t>
+        <w:t>DESCRIBE contacts_c is a MySQL statement that asks the server how a table is built. Its answer is a table of its own: one row per column of the table, with six columns: Field (the column name), Type, Null (YES when NULL is allowed), Key (PRI for the primary key, UNI for a unique column, empty for none), Default (the value used when a new row gives none; here NULL for every column), and Extra (auto_increment). The programs print five of them; Default is NULL in every row, and reading NULL is Lesson 4.6's sub</w:t>
+      </w:r>
+      <w:r>
+        <w:t>ject.</w:t>
       </w:r>
     </w:p>
     <w:p>
@@ -497,7 +510,7 @@
         <w:keepNext/>
       </w:pPr>
       <w:r>
-        <w:t>Execute CREATE TABLE IF NOT EXISTS contacts: No Rows Back</w:t>
+        <w:t>Execute CREATE TABLE IF NOT EXISTS for the Language's Table: No Rows Back</w:t>
       </w:r>
     </w:p>
     <w:p>
@@ -515,7 +528,7 @@
         <w:keepNext/>
       </w:pPr>
       <w:r>
-        <w:t>Query DESCRIBE contacts: One Row per Column of the Table</w:t>
+        <w:t>Query DESCRIBE on That Table: One Row per Column</w:t>
       </w:r>
     </w:p>
     <w:p>
@@ -589,7 +602,7 @@
         <w:pStyle w:val="ListBullet"/>
       </w:pPr>
       <w:r>
-        <w:t>Every program executes the same CREATE TABLE IF NOT EXISTS contacts statement, with id INT AUTO_INCREMENT PRIMARY KEY, name VARCHAR(100) NOT NULL, email VARCHAR(254) NOT NULL UNIQUE, phone VARCHAR(20) NULL, and CHARACTER SET utf8mb4, and prints Table ready: contacts.</w:t>
+        <w:t>Every program executes the same CREATE TABLE IF NOT EXISTS statement on its own language's table, contacts_c, contacts_cpp, contacts_csharp, contacts_go, contacts_python, or contacts_typescript, with id INT AUTO_INCREMENT PRIMARY KEY, name VARCHAR(100) NOT NULL, email VARCHAR(254) NOT NULL UNIQUE, phone VARCHAR(20) NULL, and CHARACTER SET utf8mb4, and prints Table ready: and the table's name, such as Table ready: contacts_c.</w:t>
       </w:r>
     </w:p>
     <w:p>
@@ -597,7 +610,7 @@
         <w:pStyle w:val="ListBullet"/>
       </w:pPr>
       <w:r>
-        <w:t>Every program queries DESCRIBE contacts, prints Columns of contacts: and a heading, and then one line per row: Field, Type, Key, and Extra padded to 8, 14, 5, and 16 characters, then Null. Null comes last because it is never empty, so no line ends in spaces. Default is not printed.</w:t>
+        <w:t>Every program queries DESCRIBE on its table, prints Columns of, the table's name, and a colon, then a heading, and then one line per row: Field, Type, Key, and Extra padded to 8, 14, 5, and 16 characters, then Null. Null comes last because it is never empty, so no line ends in spaces. Default is not printed.</w:t>
       </w:r>
     </w:p>
     <w:p>
@@ -1863,10 +1876,10 @@
     </w:p>
     <w:p>
       <w:r>
-        <w:t>Every Chapter 4 lesson starts from a known state, so the lessons can be run in any order. This check resets them: the first command makes sure spa_contacts exists (Lesson 4.2's statement, so this lesson works even if you start here), and the next two remove the chapter's two tables if they are there. DROP TABLE IF EXISTS deletes a table and all its rows, and does nothing when the table is missing. contacts goes first: from Lesson 4.11 on, its group_id column points at contact_groups through a foreign key, a</w:t>
-      </w:r>
-      <w:r>
-        <w:t>nd the server refuses to drop a table that another table still points at. Each command prints nothing. Remember, MYSQL_PWD lasts only until the block's last line; -e runs the one statement it is given, and -D picks the database, as in Lesson 4.2.</w:t>
+        <w:t>Every Chapter 4 lesson starts from a known state, so the lessons can be run in any order. This check resets them: the first command makes sure spa_contacts exists (Lesson 4.2's statement, so this lesson works even if you start here), and the next six remove each language's two chapter tables if they are there, such as contacts_c and contact_groups_c for C. DROP TABLE IF EXISTS deletes a table and all its rows, and does nothing when the table is missing; it may name several tables, separated by commas, and d</w:t>
+      </w:r>
+      <w:r>
+        <w:t>rops them in that order. Each contacts table goes first: from Lesson 4.11 on, its group_id column points at its language's contact_groups table through a foreign key, and the server refuses to drop a table that another table still points at. Each command prints nothing. Remember, MYSQL_PWD lasts only until the block's last line; -e runs the one statement it is given, and -D picks the database, as in Lesson 4.2.</w:t>
       </w:r>
     </w:p>
     <w:p>
@@ -1903,7 +1916,6 @@
     <w:p>
       <w:pPr>
         <w:pStyle w:val="CommandBlock"/>
-        <w:keepNext/>
       </w:pPr>
       <w:r>
         <w:t>&amp; $mysql -u devuser -h 127.0.0.1 -P 3306 `</w:t>
@@ -1912,7 +1924,6 @@
     <w:p>
       <w:pPr>
         <w:pStyle w:val="CommandBlock"/>
-        <w:keepNext/>
       </w:pPr>
       <w:r>
         <w:t xml:space="preserve">    -e "CREATE DATABASE IF NOT EXISTS spa_contacts"</w:t>
@@ -1921,7 +1932,6 @@
     <w:p>
       <w:pPr>
         <w:pStyle w:val="CommandBlock"/>
-        <w:keepNext/>
       </w:pPr>
       <w:r>
         <w:t>&amp; $mysql -u devuser -h 127.0.0.1 -P 3306 -D spa_contacts `</w:t>
@@ -1930,16 +1940,14 @@
     <w:p>
       <w:pPr>
         <w:pStyle w:val="CommandBlock"/>
-        <w:keepNext/>
-      </w:pPr>
-      <w:r>
-        <w:t xml:space="preserve">    -e "DROP TABLE IF EXISTS contacts"</w:t>
+      </w:pPr>
+      <w:r>
+        <w:t xml:space="preserve">    -e "DROP TABLE IF EXISTS contacts_c, contact_groups_c"</w:t>
       </w:r>
     </w:p>
     <w:p>
       <w:pPr>
         <w:pStyle w:val="CommandBlock"/>
-        <w:keepNext/>
       </w:pPr>
       <w:r>
         <w:t>&amp; $mysql -u devuser -h 127.0.0.1 -P 3306 -D spa_contacts `</w:t>
@@ -1948,10 +1956,9 @@
     <w:p>
       <w:pPr>
         <w:pStyle w:val="CommandBlock"/>
-        <w:keepNext/>
-      </w:pPr>
-      <w:r>
-        <w:t xml:space="preserve">    -e "DROP TABLE IF EXISTS contact_groups"</w:t>
+      </w:pPr>
+      <w:r>
+        <w:t xml:space="preserve">    -e "DROP TABLE IF EXISTS contacts_cpp, contact_groups_cpp"</w:t>
       </w:r>
     </w:p>
     <w:p>
@@ -1959,6 +1966,72 @@
         <w:pStyle w:val="CommandBlock"/>
       </w:pPr>
       <w:r>
+        <w:t>&amp; $mysql -u devuser -h 127.0.0.1 -P 3306 -D spa_contacts `</w:t>
+      </w:r>
+    </w:p>
+    <w:p>
+      <w:pPr>
+        <w:pStyle w:val="CommandBlock"/>
+      </w:pPr>
+      <w:r>
+        <w:t xml:space="preserve">    -e "DROP TABLE IF EXISTS contacts_csharp, contact_groups_csharp"</w:t>
+      </w:r>
+    </w:p>
+    <w:p>
+      <w:pPr>
+        <w:pStyle w:val="CommandBlock"/>
+      </w:pPr>
+      <w:r>
+        <w:t>&amp; $mysql -u devuser -h 127.0.0.1 -P 3306 -D spa_contacts `</w:t>
+      </w:r>
+    </w:p>
+    <w:p>
+      <w:pPr>
+        <w:pStyle w:val="CommandBlock"/>
+      </w:pPr>
+      <w:r>
+        <w:t xml:space="preserve">    -e "DROP TABLE IF EXISTS contacts_go, contact_groups_go"</w:t>
+      </w:r>
+    </w:p>
+    <w:p>
+      <w:pPr>
+        <w:pStyle w:val="CommandBlock"/>
+      </w:pPr>
+      <w:r>
+        <w:t>&amp; $mysql -u devuser -h 127.0.0.1 -P 3306 -D spa_contacts `</w:t>
+      </w:r>
+    </w:p>
+    <w:p>
+      <w:pPr>
+        <w:pStyle w:val="CommandBlock"/>
+      </w:pPr>
+      <w:r>
+        <w:t xml:space="preserve">    -e "DROP TABLE IF EXISTS contacts_python, contact_groups_python"</w:t>
+      </w:r>
+    </w:p>
+    <w:p>
+      <w:pPr>
+        <w:pStyle w:val="CommandBlock"/>
+        <w:keepNext/>
+      </w:pPr>
+      <w:r>
+        <w:t>&amp; $mysql -u devuser -h 127.0.0.1 -P 3306 -D spa_contacts `</w:t>
+      </w:r>
+    </w:p>
+    <w:p>
+      <w:pPr>
+        <w:pStyle w:val="CommandBlock"/>
+        <w:keepNext/>
+      </w:pPr>
+      <w:r>
+        <w:t xml:space="preserve">    -e "DROP TABLE IF EXISTS contacts_typescript, contact_groups_typescript"</w:t>
+      </w:r>
+    </w:p>
+    <w:p>
+      <w:pPr>
+        <w:pStyle w:val="CommandBlock"/>
+      </w:pPr>
+      <w:r>
         <w:t>Remove-Item Env:MYSQL_PWD</w:t>
       </w:r>
     </w:p>
@@ -1996,7 +2069,6 @@
     <w:p>
       <w:pPr>
         <w:pStyle w:val="CommandBlock"/>
-        <w:keepNext/>
       </w:pPr>
       <w:r>
         <w:t xml:space="preserve">    -e "CREATE DATABASE IF NOT EXISTS spa_contacts"</w:t>
@@ -2005,7 +2077,6 @@
     <w:p>
       <w:pPr>
         <w:pStyle w:val="CommandBlock"/>
-        <w:keepNext/>
       </w:pPr>
       <w:r>
         <w:t>mysql -u devuser -h 127.0.0.1 -P 3306 -D spa_contacts \</w:t>
@@ -2014,16 +2085,14 @@
     <w:p>
       <w:pPr>
         <w:pStyle w:val="CommandBlock"/>
-        <w:keepNext/>
-      </w:pPr>
-      <w:r>
-        <w:t xml:space="preserve">    -e "DROP TABLE IF EXISTS contacts"</w:t>
+      </w:pPr>
+      <w:r>
+        <w:t xml:space="preserve">    -e "DROP TABLE IF EXISTS contacts_c, contact_groups_c"</w:t>
       </w:r>
     </w:p>
     <w:p>
       <w:pPr>
         <w:pStyle w:val="CommandBlock"/>
-        <w:keepNext/>
       </w:pPr>
       <w:r>
         <w:t>mysql -u devuser -h 127.0.0.1 -P 3306 -D spa_contacts \</w:t>
@@ -2032,10 +2101,9 @@
     <w:p>
       <w:pPr>
         <w:pStyle w:val="CommandBlock"/>
-        <w:keepNext/>
-      </w:pPr>
-      <w:r>
-        <w:t xml:space="preserve">    -e "DROP TABLE IF EXISTS contact_groups"</w:t>
+      </w:pPr>
+      <w:r>
+        <w:t xml:space="preserve">    -e "DROP TABLE IF EXISTS contacts_cpp, contact_groups_cpp"</w:t>
       </w:r>
     </w:p>
     <w:p>
@@ -2043,6 +2111,72 @@
         <w:pStyle w:val="CommandBlock"/>
       </w:pPr>
       <w:r>
+        <w:t>mysql -u devuser -h 127.0.0.1 -P 3306 -D spa_contacts \</w:t>
+      </w:r>
+    </w:p>
+    <w:p>
+      <w:pPr>
+        <w:pStyle w:val="CommandBlock"/>
+      </w:pPr>
+      <w:r>
+        <w:t xml:space="preserve">    -e "DROP TABLE IF EXISTS contacts_csharp, contact_groups_csharp"</w:t>
+      </w:r>
+    </w:p>
+    <w:p>
+      <w:pPr>
+        <w:pStyle w:val="CommandBlock"/>
+      </w:pPr>
+      <w:r>
+        <w:t>mysql -u devuser -h 127.0.0.1 -P 3306 -D spa_contacts \</w:t>
+      </w:r>
+    </w:p>
+    <w:p>
+      <w:pPr>
+        <w:pStyle w:val="CommandBlock"/>
+      </w:pPr>
+      <w:r>
+        <w:t xml:space="preserve">    -e "DROP TABLE IF EXISTS contacts_go, contact_groups_go"</w:t>
+      </w:r>
+    </w:p>
+    <w:p>
+      <w:pPr>
+        <w:pStyle w:val="CommandBlock"/>
+      </w:pPr>
+      <w:r>
+        <w:t>mysql -u devuser -h 127.0.0.1 -P 3306 -D spa_contacts \</w:t>
+      </w:r>
+    </w:p>
+    <w:p>
+      <w:pPr>
+        <w:pStyle w:val="CommandBlock"/>
+      </w:pPr>
+      <w:r>
+        <w:t xml:space="preserve">    -e "DROP TABLE IF EXISTS contacts_python, contact_groups_python"</w:t>
+      </w:r>
+    </w:p>
+    <w:p>
+      <w:pPr>
+        <w:pStyle w:val="CommandBlock"/>
+        <w:keepNext/>
+      </w:pPr>
+      <w:r>
+        <w:t>mysql -u devuser -h 127.0.0.1 -P 3306 -D spa_contacts \</w:t>
+      </w:r>
+    </w:p>
+    <w:p>
+      <w:pPr>
+        <w:pStyle w:val="CommandBlock"/>
+        <w:keepNext/>
+      </w:pPr>
+      <w:r>
+        <w:t xml:space="preserve">    -e "DROP TABLE IF EXISTS contacts_typescript, contact_groups_typescript"</w:t>
+      </w:r>
+    </w:p>
+    <w:p>
+      <w:pPr>
+        <w:pStyle w:val="CommandBlock"/>
+      </w:pPr>
+      <w:r>
         <w:t>unset MYSQL_PWD</w:t>
       </w:r>
     </w:p>
@@ -2053,7 +2187,7 @@
     </w:p>
     <w:p>
       <w:r>
-        <w:t>Run the Database Check again whenever you want the table rebuilt from your program's statement. When you have finished the course, Lesson 4.0's Remove Everything drops spa_contacts with all its tables.</w:t>
+        <w:t>Run the Database Check again whenever you want the tables rebuilt from your programs' statements. When you have finished the course, Lesson 4.0's Remove Everything drops spa_contacts with all its tables.</w:t>
       </w:r>
     </w:p>
     <w:p>
@@ -2129,7 +2263,7 @@
         <w:pStyle w:val="ListBullet"/>
       </w:pPr>
       <w:r>
-        <w:t>Table 'contacts' already exists (error 1050): the statement lost its IF NOT EXISTS.</w:t>
+        <w:t>Table 'contacts_c' already exists (error 1050), with your language's table name: the statement lost its IF NOT EXISTS.</w:t>
       </w:r>
     </w:p>
     <w:p>
@@ -2180,10 +2314,10 @@
     </w:p>
     <w:p>
       <w:r>
-        <w:t>Start with the most direct version: main reads SPA_DB_PASSWORD, connects to spa_contacts, sends CREATE TABLE IF NOT EXISTS with mysql_query, sends DESCRIBE contacts and fetches its rows, prints the heading and one padded line per column, and frees the rows and the connection. Like every Basic version in this chapter, it first checks that SPA_DB_PASSWORD is set. Like Lesson 4.2's Basic C, it also checks mysql_real_connect, because a handle that never connected would crash at mysql_fetch_row. After that, it t</w:t>
-      </w:r>
-      <w:r>
-        <w:t>rusts the two statements; the Production-Minded version checks them. The CREATE statement and DESCRIBE are new, so their comments explain every part; read them as you type.</w:t>
+        <w:t>Start with the most direct version: main reads SPA_DB_PASSWORD, connects to spa_contacts, sends CREATE TABLE IF NOT EXISTS with mysql_query, sends DESCRIBE contacts_c and fetches its rows, prints the heading and one padded line per column, and frees the rows and the connection. Like every Basic version in this chapter, it first checks that SPA_DB_PASSWORD is set. Like Lesson 4.2's Basic C, it also checks mysql_real_connect, because a handle that never connected would crash at mysql_fetch_row. After that, it</w:t>
+      </w:r>
+      <w:r>
+        <w:t xml:space="preserve"> trusts the two statements; the Production-Minded version checks them. The CREATE statement and DESCRIBE are new, so their comments explain every part; read them as you type.</w:t>
       </w:r>
     </w:p>
     <w:p>
@@ -2421,23 +2555,31 @@
         <w:pStyle w:val="SourceCode"/>
       </w:pPr>
       <w:r>
-        <w:t xml:space="preserve">    // CREATE TABLE names the new table, then lists its columns inside</w:t>
-      </w:r>
-    </w:p>
-    <w:p>
-      <w:pPr>
-        <w:pStyle w:val="SourceCode"/>
-      </w:pPr>
-      <w:r>
-        <w:t xml:space="preserve">    // ( ), separated by commas. Each column is a name, a type, and its</w:t>
-      </w:r>
-    </w:p>
-    <w:p>
-      <w:pPr>
-        <w:pStyle w:val="SourceCode"/>
-      </w:pPr>
-      <w:r>
-        <w:t xml:space="preserve">    // rules:</w:t>
+        <w:t xml:space="preserve">    // CREATE TABLE names the new table, contacts_c, then lists its columns</w:t>
+      </w:r>
+    </w:p>
+    <w:p>
+      <w:pPr>
+        <w:pStyle w:val="SourceCode"/>
+      </w:pPr>
+      <w:r>
+        <w:t xml:space="preserve">    // inside ( ), separated by commas. Each language keeps its own table,</w:t>
+      </w:r>
+    </w:p>
+    <w:p>
+      <w:pPr>
+        <w:pStyle w:val="SourceCode"/>
+      </w:pPr>
+      <w:r>
+        <w:t xml:space="preserve">    // so its programs touch only their own rows. Each column is a name, a</w:t>
+      </w:r>
+    </w:p>
+    <w:p>
+      <w:pPr>
+        <w:pStyle w:val="SourceCode"/>
+      </w:pPr>
+      <w:r>
+        <w:t xml:space="preserve">    // type, and its rules:</w:t>
       </w:r>
     </w:p>
     <w:p>
@@ -2565,7 +2707,7 @@
         <w:pStyle w:val="SourceCode"/>
       </w:pPr>
       <w:r>
-        <w:t xml:space="preserve">        "CREATE TABLE IF NOT EXISTS contacts ("</w:t>
+        <w:t xml:space="preserve">        "CREATE TABLE IF NOT EXISTS contacts_c ("</w:t>
       </w:r>
     </w:p>
     <w:p>
@@ -2618,15 +2760,15 @@
         <w:pStyle w:val="SourceCode"/>
       </w:pPr>
       <w:r>
-        <w:t xml:space="preserve">    // Remember, CREATE TABLE returns no rows, so it is executed: mysql_query</w:t>
-      </w:r>
-    </w:p>
-    <w:p>
-      <w:pPr>
-        <w:pStyle w:val="SourceCode"/>
-      </w:pPr>
-      <w:r>
-        <w:t xml:space="preserve">    // sends it, and there is nothing to fetch (Lesson 4.3).</w:t>
+        <w:t xml:space="preserve">    // Remember, CREATE TABLE returns no rows, so it is executed:</w:t>
+      </w:r>
+    </w:p>
+    <w:p>
+      <w:pPr>
+        <w:pStyle w:val="SourceCode"/>
+      </w:pPr>
+      <w:r>
+        <w:t xml:space="preserve">    // mysql_query sends it, and there is nothing to fetch (Lesson 4.3).</w:t>
       </w:r>
     </w:p>
     <w:p>
@@ -2642,44 +2784,44 @@
         <w:pStyle w:val="SourceCode"/>
       </w:pPr>
       <w:r>
-        <w:t xml:space="preserve">    printf("Table ready: contacts\n");</w:t>
-      </w:r>
-    </w:p>
-    <w:p>
-      <w:pPr>
-        <w:pStyle w:val="SourceCode"/>
-      </w:pPr>
-    </w:p>
-    <w:p>
-      <w:pPr>
-        <w:pStyle w:val="SourceCode"/>
-      </w:pPr>
-      <w:r>
-        <w:t xml:space="preserve">    // DESCRIBE contacts asks the server how the table is built. It answers</w:t>
-      </w:r>
-    </w:p>
-    <w:p>
-      <w:pPr>
-        <w:pStyle w:val="SourceCode"/>
-      </w:pPr>
-      <w:r>
-        <w:t xml:space="preserve">    // with one row per column of contacts, and each row has six columns:</w:t>
-      </w:r>
-    </w:p>
-    <w:p>
-      <w:pPr>
-        <w:pStyle w:val="SourceCode"/>
-      </w:pPr>
-      <w:r>
-        <w:t xml:space="preserve">    // Field (the name), Type, Null (YES when NULL is allowed), Key (PRI,</w:t>
-      </w:r>
-    </w:p>
-    <w:p>
-      <w:pPr>
-        <w:pStyle w:val="SourceCode"/>
-      </w:pPr>
-      <w:r>
-        <w:t xml:space="preserve">    // UNI, or empty), Default, and Extra (auto_increment). Remember,</w:t>
+        <w:t xml:space="preserve">    printf("Table ready: contacts_c\n");</w:t>
+      </w:r>
+    </w:p>
+    <w:p>
+      <w:pPr>
+        <w:pStyle w:val="SourceCode"/>
+      </w:pPr>
+    </w:p>
+    <w:p>
+      <w:pPr>
+        <w:pStyle w:val="SourceCode"/>
+      </w:pPr>
+      <w:r>
+        <w:t xml:space="preserve">    // DESCRIBE contacts_c asks the server how the table is built. It</w:t>
+      </w:r>
+    </w:p>
+    <w:p>
+      <w:pPr>
+        <w:pStyle w:val="SourceCode"/>
+      </w:pPr>
+      <w:r>
+        <w:t xml:space="preserve">    // answers with one row per column of contacts, and each row has six</w:t>
+      </w:r>
+    </w:p>
+    <w:p>
+      <w:pPr>
+        <w:pStyle w:val="SourceCode"/>
+      </w:pPr>
+      <w:r>
+        <w:t xml:space="preserve">    // columns: Field (the name), Type, Null (YES when NULL is allowed), Key</w:t>
+      </w:r>
+    </w:p>
+    <w:p>
+      <w:pPr>
+        <w:pStyle w:val="SourceCode"/>
+      </w:pPr>
+      <w:r>
+        <w:t xml:space="preserve">    // (PRI, UNI, or empty), Default, and Extra (auto_increment). Remember,</w:t>
       </w:r>
     </w:p>
     <w:p>
@@ -2703,7 +2845,7 @@
         <w:pStyle w:val="SourceCode"/>
       </w:pPr>
       <w:r>
-        <w:t xml:space="preserve">    mysql_query(connection, "DESCRIBE contacts");</w:t>
+        <w:t xml:space="preserve">    mysql_query(connection, "DESCRIBE contacts_c");</w:t>
       </w:r>
     </w:p>
     <w:p>
@@ -2748,7 +2890,7 @@
         <w:pStyle w:val="SourceCode"/>
       </w:pPr>
       <w:r>
-        <w:t xml:space="preserve">    printf("Columns of contacts:\n");</w:t>
+        <w:t xml:space="preserve">    printf("Columns of contacts_c:\n");</w:t>
       </w:r>
     </w:p>
     <w:p>
@@ -3049,7 +3191,7 @@
         <w:keepNext/>
       </w:pPr>
       <w:r>
-        <w:t>Table ready: contacts</w:t>
+        <w:t>Table ready: contacts_c</w:t>
       </w:r>
     </w:p>
     <w:p>
@@ -3058,7 +3200,7 @@
         <w:keepNext/>
       </w:pPr>
       <w:r>
-        <w:t>Columns of contacts:</w:t>
+        <w:t>Columns of contacts_c:</w:t>
       </w:r>
     </w:p>
     <w:p>
@@ -3123,7 +3265,7 @@
         <w:pStyle w:val="ListBullet"/>
       </w:pPr>
       <w:r>
-        <w:t>Table ready: contacts proves CREATE TABLE IF NOT EXISTS ran without an error, so the table exists now: this run created it, or an earlier run already had and the statement did nothing. The program prints the line itself, after the call returned.</w:t>
+        <w:t>Table ready: contacts_c proves CREATE TABLE IF NOT EXISTS ran without an error, so the table exists now: this run created it, or an earlier run already had and the statement did nothing. The program prints the line itself, after the call returned.</w:t>
       </w:r>
     </w:p>
     <w:p>
@@ -3131,7 +3273,7 @@
         <w:pStyle w:val="ListBullet"/>
       </w:pPr>
       <w:r>
-        <w:t>Columns of contacts: and the Field heading are printed by the program. Each of the four lines after them is one row of DESCRIBE's answer: one column of the table, in the order CREATE TABLE listed them.</w:t>
+        <w:t>Columns of contacts_c: and the Field heading are printed by the program. Each of the four lines after them is one row of DESCRIBE's answer: one column of the table, in the order CREATE TABLE listed them.</w:t>
       </w:r>
     </w:p>
     <w:p>
@@ -3163,7 +3305,7 @@
         <w:pStyle w:val="ListBullet"/>
       </w:pPr>
       <w:r>
-        <w:t>If a line shows another type or length, such as varchar(30), or a column is missing, the contacts table was created earlier from a different statement, and IF NOT EXISTS kept it. Rerun the Database Check in Project Setup, which drops it, then run the program again.</w:t>
+        <w:t>If a line shows another type or length, such as varchar(30), or a column is missing, your language's table was created earlier from a different statement, and IF NOT EXISTS kept it. Rerun the Database Check in Project Setup, which drops it, then run the program again.</w:t>
       </w:r>
     </w:p>
     <w:p>
@@ -3171,7 +3313,7 @@
         <w:pStyle w:val="ListBullet"/>
       </w:pPr>
       <w:r>
-        <w:t>If the Basic program prints Columns of contacts: and the heading and then stops with no more lines, or $LASTEXITCODE is a large negative number, a statement failed and this Basic version trusted it: run the Production-Minded version, which prints the server's reason. If nothing prints and $LASTEXITCODE is -1073741515, a DLL is missing from the c folder: rerun the Library Setup.</w:t>
+        <w:t>If the Basic program prints Columns of contacts_c: and the heading and then stops with no more lines, or $LASTEXITCODE is a large negative number, a statement failed and this Basic version trusted it: run the Production-Minded version, which prints the server's reason. If nothing prints and $LASTEXITCODE is -1073741515, a DLL is missing from the c folder: rerun the Library Setup.</w:t>
       </w:r>
     </w:p>
     <w:p>
@@ -3488,7 +3630,7 @@
         <w:pStyle w:val="SourceCode"/>
       </w:pPr>
       <w:r>
-        <w:t xml:space="preserve">        "CREATE TABLE IF NOT EXISTS contacts ("</w:t>
+        <w:t xml:space="preserve">        "CREATE TABLE IF NOT EXISTS contacts_c ("</w:t>
       </w:r>
     </w:p>
     <w:p>
@@ -3568,7 +3710,7 @@
         <w:pStyle w:val="SourceCode"/>
       </w:pPr>
       <w:r>
-        <w:t xml:space="preserve">    printf("Table ready: contacts\n");</w:t>
+        <w:t xml:space="preserve">    printf("Table ready: contacts_c\n");</w:t>
       </w:r>
     </w:p>
     <w:p>
@@ -3621,7 +3763,7 @@
         <w:pStyle w:val="SourceCode"/>
       </w:pPr>
       <w:r>
-        <w:t xml:space="preserve">    if (mysql_query(connection, "DESCRIBE contacts") != 0) {</w:t>
+        <w:t xml:space="preserve">    if (mysql_query(connection, "DESCRIBE contacts_c") != 0) {</w:t>
       </w:r>
     </w:p>
     <w:p>
@@ -3714,7 +3856,7 @@
         <w:pStyle w:val="SourceCode"/>
       </w:pPr>
       <w:r>
-        <w:t xml:space="preserve">    printf("Columns of contacts:\n");</w:t>
+        <w:t xml:space="preserve">    printf("Columns of contacts_c:\n");</w:t>
       </w:r>
     </w:p>
     <w:p>
@@ -4267,7 +4409,7 @@
         <w:keepNext/>
       </w:pPr>
       <w:r>
-        <w:t>Table ready: contacts</w:t>
+        <w:t>Table ready: contacts_c</w:t>
       </w:r>
     </w:p>
     <w:p>
@@ -4276,7 +4418,7 @@
         <w:keepNext/>
       </w:pPr>
       <w:r>
-        <w:t>Columns of contacts:</w:t>
+        <w:t>Columns of contacts_c:</w:t>
       </w:r>
     </w:p>
     <w:p>
@@ -4357,7 +4499,7 @@
         <w:pStyle w:val="ListBullet"/>
       </w:pPr>
       <w:r>
-        <w:t>If a line shows another type or length, such as varchar(30), or a column is missing, the contacts table was created earlier from a different statement, and IF NOT EXISTS kept it. Rerun the Database Check in Project Setup, which drops it, then run the program again.</w:t>
+        <w:t>If a line shows another type or length, such as varchar(30), or a column is missing, your language's table was created earlier from a different statement, and IF NOT EXISTS kept it. Rerun the Database Check in Project Setup, which drops it, then run the program again.</w:t>
       </w:r>
     </w:p>
     <w:p>
@@ -4433,10 +4575,10 @@
     </w:p>
     <w:p>
       <w:r>
-        <w:t>Both versions connect to spa_contacts, execute the same CREATE TABLE IF NOT EXISTS statement, query DESCRIBE contacts, and print the same eight lines. The Basic version does it all in main and trusts the statements. The Production-Minded version connects through Lesson 4.2's connect_database, keeps the table's definition in create_contacts_table and the listing in describe_contacts, reports a failure as Error lines with exit code 1, and closes the connection with mysql_close on every way out even after an e</w:t>
-      </w:r>
-      <w:r>
-        <w:t>rror.</w:t>
+        <w:t>Both versions connect to spa_contacts, execute the same CREATE TABLE IF NOT EXISTS statement on contacts_c, query DESCRIBE contacts_c, and print the same eight lines. The Basic version does it all in main and trusts the statements. The Production-Minded version connects through Lesson 4.2's connect_database, keeps the table's definition in create_contacts_table and the listing in describe_contacts, reports a failure as Error lines with exit code 1, and closes the connection with mysql_close on every way out</w:t>
+      </w:r>
+      <w:r>
+        <w:t xml:space="preserve"> even after an error.</w:t>
       </w:r>
     </w:p>
     <w:p>
@@ -4487,10 +4629,10 @@
     </w:p>
     <w:p>
       <w:r>
-        <w:t>Start with the most direct version: main reads SPA_DB_PASSWORD, connects, chooses spa_contacts with setSchema, sends CREATE TABLE IF NOT EXISTS with execute, sends DESCRIBE contacts with executeQuery, and prints the heading and one padded line per row with std::format; the std::unique_ptr objects close everything when main ends. Like every Basic version in this chapter, it first checks that SPA_DB_PASSWORD is set. After that, it trusts every step; the Production-Minded version checks them. The CREATE statem</w:t>
-      </w:r>
-      <w:r>
-        <w:t>ent and DESCRIBE are new, so their comments explain every part; read them as you type.</w:t>
+        <w:t>Start with the most direct version: main reads SPA_DB_PASSWORD, connects, chooses spa_contacts with setSchema, sends CREATE TABLE IF NOT EXISTS with execute, sends DESCRIBE contacts_cpp with executeQuery, and prints the heading and one padded line per row with std::format; the std::unique_ptr objects close everything when main ends. Like every Basic version in this chapter, it first checks that SPA_DB_PASSWORD is set. After that, it trusts every step; the Production-Minded version checks them. The CREATE st</w:t>
+      </w:r>
+      <w:r>
+        <w:t>atement and DESCRIBE are new, so their comments explain every part; read them as you type.</w:t>
       </w:r>
     </w:p>
     <w:p>
@@ -4728,23 +4870,31 @@
         <w:pStyle w:val="SourceCode"/>
       </w:pPr>
       <w:r>
-        <w:t xml:space="preserve">    // CREATE TABLE names the new table, then lists its columns inside</w:t>
-      </w:r>
-    </w:p>
-    <w:p>
-      <w:pPr>
-        <w:pStyle w:val="SourceCode"/>
-      </w:pPr>
-      <w:r>
-        <w:t xml:space="preserve">    // ( ), separated by commas. Each column is a name, a type, and its</w:t>
-      </w:r>
-    </w:p>
-    <w:p>
-      <w:pPr>
-        <w:pStyle w:val="SourceCode"/>
-      </w:pPr>
-      <w:r>
-        <w:t xml:space="preserve">    // rules:</w:t>
+        <w:t xml:space="preserve">    // CREATE TABLE names the new table, contacts_cpp, then lists its</w:t>
+      </w:r>
+    </w:p>
+    <w:p>
+      <w:pPr>
+        <w:pStyle w:val="SourceCode"/>
+      </w:pPr>
+      <w:r>
+        <w:t xml:space="preserve">    // columns inside ( ), separated by commas. Each language keeps its own</w:t>
+      </w:r>
+    </w:p>
+    <w:p>
+      <w:pPr>
+        <w:pStyle w:val="SourceCode"/>
+      </w:pPr>
+      <w:r>
+        <w:t xml:space="preserve">    // table, so its programs touch only their own rows. Each column is a</w:t>
+      </w:r>
+    </w:p>
+    <w:p>
+      <w:pPr>
+        <w:pStyle w:val="SourceCode"/>
+      </w:pPr>
+      <w:r>
+        <w:t xml:space="preserve">    // name, a type, and its rules:</w:t>
       </w:r>
     </w:p>
     <w:p>
@@ -4872,7 +5022,7 @@
         <w:pStyle w:val="SourceCode"/>
       </w:pPr>
       <w:r>
-        <w:t xml:space="preserve">        "CREATE TABLE IF NOT EXISTS contacts ("</w:t>
+        <w:t xml:space="preserve">        "CREATE TABLE IF NOT EXISTS contacts_cpp ("</w:t>
       </w:r>
     </w:p>
     <w:p>
@@ -4957,44 +5107,44 @@
         <w:pStyle w:val="SourceCode"/>
       </w:pPr>
       <w:r>
-        <w:t xml:space="preserve">    std::cout &lt;&lt; "Table ready: contacts\n";</w:t>
-      </w:r>
-    </w:p>
-    <w:p>
-      <w:pPr>
-        <w:pStyle w:val="SourceCode"/>
-      </w:pPr>
-    </w:p>
-    <w:p>
-      <w:pPr>
-        <w:pStyle w:val="SourceCode"/>
-      </w:pPr>
-      <w:r>
-        <w:t xml:space="preserve">    // DESCRIBE contacts asks the server how the table is built. It answers</w:t>
-      </w:r>
-    </w:p>
-    <w:p>
-      <w:pPr>
-        <w:pStyle w:val="SourceCode"/>
-      </w:pPr>
-      <w:r>
-        <w:t xml:space="preserve">    // with one row per column of contacts, and each row has six columns:</w:t>
-      </w:r>
-    </w:p>
-    <w:p>
-      <w:pPr>
-        <w:pStyle w:val="SourceCode"/>
-      </w:pPr>
-      <w:r>
-        <w:t xml:space="preserve">    // Field (the name), Type, Null (YES when NULL is allowed), Key (PRI,</w:t>
-      </w:r>
-    </w:p>
-    <w:p>
-      <w:pPr>
-        <w:pStyle w:val="SourceCode"/>
-      </w:pPr>
-      <w:r>
-        <w:t xml:space="preserve">    // UNI, or empty), Default, and Extra (auto_increment). Remember,</w:t>
+        <w:t xml:space="preserve">    std::cout &lt;&lt; "Table ready: contacts_cpp\n";</w:t>
+      </w:r>
+    </w:p>
+    <w:p>
+      <w:pPr>
+        <w:pStyle w:val="SourceCode"/>
+      </w:pPr>
+    </w:p>
+    <w:p>
+      <w:pPr>
+        <w:pStyle w:val="SourceCode"/>
+      </w:pPr>
+      <w:r>
+        <w:t xml:space="preserve">    // DESCRIBE contacts_cpp asks the server how the table is built. It</w:t>
+      </w:r>
+    </w:p>
+    <w:p>
+      <w:pPr>
+        <w:pStyle w:val="SourceCode"/>
+      </w:pPr>
+      <w:r>
+        <w:t xml:space="preserve">    // answers with one row per column of contacts, and each row has six</w:t>
+      </w:r>
+    </w:p>
+    <w:p>
+      <w:pPr>
+        <w:pStyle w:val="SourceCode"/>
+      </w:pPr>
+      <w:r>
+        <w:t xml:space="preserve">    // columns: Field (the name), Type, Null (YES when NULL is allowed), Key</w:t>
+      </w:r>
+    </w:p>
+    <w:p>
+      <w:pPr>
+        <w:pStyle w:val="SourceCode"/>
+      </w:pPr>
+      <w:r>
+        <w:t xml:space="preserve">    // (PRI, UNI, or empty), Default, and Extra (auto_increment). Remember,</w:t>
       </w:r>
     </w:p>
     <w:p>
@@ -5018,7 +5168,7 @@
         <w:pStyle w:val="SourceCode"/>
       </w:pPr>
       <w:r>
-        <w:t xml:space="preserve">        statement-&gt;executeQuery("DESCRIBE contacts"));</w:t>
+        <w:t xml:space="preserve">        statement-&gt;executeQuery("DESCRIBE contacts_cpp"));</w:t>
       </w:r>
     </w:p>
     <w:p>
@@ -5055,7 +5205,7 @@
         <w:pStyle w:val="SourceCode"/>
       </w:pPr>
       <w:r>
-        <w:t xml:space="preserve">    std::cout &lt;&lt; "Columns of contacts:\n";</w:t>
+        <w:t xml:space="preserve">    std::cout &lt;&lt; "Columns of contacts_cpp:\n";</w:t>
       </w:r>
     </w:p>
     <w:p>
@@ -5405,7 +5555,7 @@
         <w:keepNext/>
       </w:pPr>
       <w:r>
-        <w:t>Table ready: contacts</w:t>
+        <w:t>Table ready: contacts_cpp</w:t>
       </w:r>
     </w:p>
     <w:p>
@@ -5414,7 +5564,7 @@
         <w:keepNext/>
       </w:pPr>
       <w:r>
-        <w:t>Columns of contacts:</w:t>
+        <w:t>Columns of contacts_cpp:</w:t>
       </w:r>
     </w:p>
     <w:p>
@@ -5479,7 +5629,7 @@
         <w:pStyle w:val="ListBullet"/>
       </w:pPr>
       <w:r>
-        <w:t>Table ready: contacts proves CREATE TABLE IF NOT EXISTS ran without an error, so the table exists now: this run created it, or an earlier run already had and the statement did nothing. The program prints the line itself, after the call returned.</w:t>
+        <w:t>Table ready: contacts_cpp proves CREATE TABLE IF NOT EXISTS ran without an error, so the table exists now: this run created it, or an earlier run already had and the statement did nothing. The program prints the line itself, after the call returned.</w:t>
       </w:r>
     </w:p>
     <w:p>
@@ -5487,7 +5637,7 @@
         <w:pStyle w:val="ListBullet"/>
       </w:pPr>
       <w:r>
-        <w:t>Columns of contacts: and the Field heading are printed by the program. Each of the four lines after them is one row of DESCRIBE's answer: one column of the table, in the order CREATE TABLE listed them.</w:t>
+        <w:t>Columns of contacts_cpp: and the Field heading are printed by the program. Each of the four lines after them is one row of DESCRIBE's answer: one column of the table, in the order CREATE TABLE listed them.</w:t>
       </w:r>
     </w:p>
     <w:p>
@@ -5519,7 +5669,7 @@
         <w:pStyle w:val="ListBullet"/>
       </w:pPr>
       <w:r>
-        <w:t>If a line shows another type or length, such as varchar(30), or a column is missing, the contacts table was created earlier from a different statement, and IF NOT EXISTS kept it. Rerun the Database Check in Project Setup, which drops it, then run the program again.</w:t>
+        <w:t>If a line shows another type or length, such as varchar(30), or a column is missing, your language's table was created earlier from a different statement, and IF NOT EXISTS kept it. Rerun the Database Check in Project Setup, which drops it, then run the program again.</w:t>
       </w:r>
     </w:p>
     <w:p>
@@ -5916,7 +6066,7 @@
         <w:pStyle w:val="SourceCode"/>
       </w:pPr>
       <w:r>
-        <w:t xml:space="preserve">        "CREATE TABLE IF NOT EXISTS contacts ("</w:t>
+        <w:t xml:space="preserve">        "CREATE TABLE IF NOT EXISTS contacts_cpp ("</w:t>
       </w:r>
     </w:p>
     <w:p>
@@ -5964,7 +6114,7 @@
         <w:pStyle w:val="SourceCode"/>
       </w:pPr>
       <w:r>
-        <w:t xml:space="preserve">    std::cout &lt;&lt; "Table ready: contacts\n";</w:t>
+        <w:t xml:space="preserve">    std::cout &lt;&lt; "Table ready: contacts_cpp\n";</w:t>
       </w:r>
     </w:p>
     <w:p>
@@ -6017,7 +6167,7 @@
         <w:pStyle w:val="SourceCode"/>
       </w:pPr>
       <w:r>
-        <w:t xml:space="preserve">        statement-&gt;executeQuery("DESCRIBE contacts"));</w:t>
+        <w:t xml:space="preserve">        statement-&gt;executeQuery("DESCRIBE contacts_cpp"));</w:t>
       </w:r>
     </w:p>
     <w:p>
@@ -6046,7 +6196,7 @@
         <w:pStyle w:val="SourceCode"/>
       </w:pPr>
       <w:r>
-        <w:t xml:space="preserve">    std::cout &lt;&lt; "Columns of contacts:\n";</w:t>
+        <w:t xml:space="preserve">    std::cout &lt;&lt; "Columns of contacts_cpp:\n";</w:t>
       </w:r>
     </w:p>
     <w:p>
@@ -6555,7 +6705,7 @@
         <w:keepNext/>
       </w:pPr>
       <w:r>
-        <w:t>Table ready: contacts</w:t>
+        <w:t>Table ready: contacts_cpp</w:t>
       </w:r>
     </w:p>
     <w:p>
@@ -6564,7 +6714,7 @@
         <w:keepNext/>
       </w:pPr>
       <w:r>
-        <w:t>Columns of contacts:</w:t>
+        <w:t>Columns of contacts_cpp:</w:t>
       </w:r>
     </w:p>
     <w:p>
@@ -6645,7 +6795,7 @@
         <w:pStyle w:val="ListBullet"/>
       </w:pPr>
       <w:r>
-        <w:t>If a line shows another type or length, such as varchar(30), or a column is missing, the contacts table was created earlier from a different statement, and IF NOT EXISTS kept it. Rerun the Database Check in Project Setup, which drops it, then run the program again.</w:t>
+        <w:t>If a line shows another type or length, such as varchar(30), or a column is missing, your language's table was created earlier from a different statement, and IF NOT EXISTS kept it. Rerun the Database Check in Project Setup, which drops it, then run the program again.</w:t>
       </w:r>
     </w:p>
     <w:p>
@@ -6721,7 +6871,10 @@
     </w:p>
     <w:p>
       <w:r>
-        <w:t>Both versions connect to spa_contacts, execute the same CREATE TABLE IF NOT EXISTS statement, query DESCRIBE contacts, and print the same eight lines. The Basic version does it all in main and trusts the statements. The Production-Minded version connects through Lesson 4.2's connectDatabase, keeps the table's definition in createContactsTable and the listing in describeContacts, reports a failure as Error lines with exit code 1, and closes the connection with its cleanup form even after an error.</w:t>
+        <w:t xml:space="preserve">Both versions connect to spa_contacts, execute the same CREATE TABLE IF NOT EXISTS statement on contacts_cpp, query DESCRIBE contacts_cpp, and print the same eight lines. The Basic version does it all in main and trusts the statements. The Production-Minded version connects through Lesson 4.2's connectDatabase, keeps the table's definition in createContactsTable and the listing in describeContacts, reports a failure as Error lines with exit code 1, and closes the connection with its cleanup form even after </w:t>
+      </w:r>
+      <w:r>
+        <w:t>an error.</w:t>
       </w:r>
     </w:p>
     <w:p>
@@ -6772,10 +6925,10 @@
     </w:p>
     <w:p>
       <w:r>
-        <w:t xml:space="preserve">Start with the most direct version: Main reads SPA_DB_PASSWORD, opens a connection to spa_contacts, runs CREATE TABLE IF NOT EXISTS with ExecuteNonQuery, runs DESCRIBE contacts with ExecuteReader, and prints the heading and one padded line per row with PadRight; using closes the reader, the commands, and the connection when Main ends. Like every Basic version in this chapter, it first checks that SPA_DB_PASSWORD is set. After that, it trusts every step; the Production-Minded version checks them. The CREATE </w:t>
-      </w:r>
-      <w:r>
-        <w:t>statement and DESCRIBE are new, so their comments explain every part; read them as you type.</w:t>
+        <w:t xml:space="preserve">Start with the most direct version: Main reads SPA_DB_PASSWORD, opens a connection to spa_contacts, runs CREATE TABLE IF NOT EXISTS with ExecuteNonQuery, runs DESCRIBE contacts_csharp with ExecuteReader, and prints the heading and one padded line per row with PadRight; using closes the reader, the commands, and the connection when Main ends. Like every Basic version in this chapter, it first checks that SPA_DB_PASSWORD is set. After that, it trusts every step; the Production-Minded version checks them. The </w:t>
+      </w:r>
+      <w:r>
+        <w:t>CREATE statement and DESCRIBE are new, so their comments explain every part; read them as you type.</w:t>
       </w:r>
     </w:p>
     <w:p>
@@ -7061,23 +7214,31 @@
         <w:pStyle w:val="SourceCode"/>
       </w:pPr>
       <w:r>
-        <w:t xml:space="preserve">        // CREATE TABLE names the new table, then lists its columns inside</w:t>
-      </w:r>
-    </w:p>
-    <w:p>
-      <w:pPr>
-        <w:pStyle w:val="SourceCode"/>
-      </w:pPr>
-      <w:r>
-        <w:t xml:space="preserve">        // ( ), separated by commas. Each column is a name, a type, and its</w:t>
-      </w:r>
-    </w:p>
-    <w:p>
-      <w:pPr>
-        <w:pStyle w:val="SourceCode"/>
-      </w:pPr>
-      <w:r>
-        <w:t xml:space="preserve">        // rules:</w:t>
+        <w:t xml:space="preserve">        // CREATE TABLE names the new table, contacts_csharp, then lists its</w:t>
+      </w:r>
+    </w:p>
+    <w:p>
+      <w:pPr>
+        <w:pStyle w:val="SourceCode"/>
+      </w:pPr>
+      <w:r>
+        <w:t xml:space="preserve">        // columns inside ( ), separated by commas. Each language keeps its</w:t>
+      </w:r>
+    </w:p>
+    <w:p>
+      <w:pPr>
+        <w:pStyle w:val="SourceCode"/>
+      </w:pPr>
+      <w:r>
+        <w:t xml:space="preserve">        // own table, so its programs touch only their own rows. Each column</w:t>
+      </w:r>
+    </w:p>
+    <w:p>
+      <w:pPr>
+        <w:pStyle w:val="SourceCode"/>
+      </w:pPr>
+      <w:r>
+        <w:t xml:space="preserve">        // is a name, a type, and its rules:</w:t>
       </w:r>
     </w:p>
     <w:p>
@@ -7197,7 +7358,7 @@
         <w:pStyle w:val="SourceCode"/>
       </w:pPr>
       <w:r>
-        <w:t xml:space="preserve">            "CREATE TABLE IF NOT EXISTS contacts (" +</w:t>
+        <w:t xml:space="preserve">            "CREATE TABLE IF NOT EXISTS contacts_csharp (" +</w:t>
       </w:r>
     </w:p>
     <w:p>
@@ -7282,28 +7443,28 @@
         <w:pStyle w:val="SourceCode"/>
       </w:pPr>
       <w:r>
-        <w:t xml:space="preserve">        Console.WriteLine("Table ready: contacts");</w:t>
-      </w:r>
-    </w:p>
-    <w:p>
-      <w:pPr>
-        <w:pStyle w:val="SourceCode"/>
-      </w:pPr>
-    </w:p>
-    <w:p>
-      <w:pPr>
-        <w:pStyle w:val="SourceCode"/>
-      </w:pPr>
-      <w:r>
-        <w:t xml:space="preserve">        // DESCRIBE contacts asks the server how the table is built. It</w:t>
-      </w:r>
-    </w:p>
-    <w:p>
-      <w:pPr>
-        <w:pStyle w:val="SourceCode"/>
-      </w:pPr>
-      <w:r>
-        <w:t xml:space="preserve">        // answers with one row per column of contacts, and each row has</w:t>
+        <w:t xml:space="preserve">        Console.WriteLine("Table ready: contacts_csharp");</w:t>
+      </w:r>
+    </w:p>
+    <w:p>
+      <w:pPr>
+        <w:pStyle w:val="SourceCode"/>
+      </w:pPr>
+    </w:p>
+    <w:p>
+      <w:pPr>
+        <w:pStyle w:val="SourceCode"/>
+      </w:pPr>
+      <w:r>
+        <w:t xml:space="preserve">        // DESCRIBE contacts_csharp asks the server how the table is built.</w:t>
+      </w:r>
+    </w:p>
+    <w:p>
+      <w:pPr>
+        <w:pStyle w:val="SourceCode"/>
+      </w:pPr>
+      <w:r>
+        <w:t xml:space="preserve">        // It answers with one row per column of contacts, and each row has</w:t>
       </w:r>
     </w:p>
     <w:p>
@@ -7351,7 +7512,7 @@
         <w:pStyle w:val="SourceCode"/>
       </w:pPr>
       <w:r>
-        <w:t xml:space="preserve">            new MySqlCommand("DESCRIBE contacts", connection);</w:t>
+        <w:t xml:space="preserve">            new MySqlCommand("DESCRIBE contacts_csharp", connection);</w:t>
       </w:r>
     </w:p>
     <w:p>
@@ -7396,7 +7557,7 @@
         <w:pStyle w:val="SourceCode"/>
       </w:pPr>
       <w:r>
-        <w:t xml:space="preserve">        Console.WriteLine("Columns of contacts:");</w:t>
+        <w:t xml:space="preserve">        Console.WriteLine("Columns of contacts_csharp:");</w:t>
       </w:r>
     </w:p>
     <w:p>
@@ -7664,7 +7825,7 @@
         <w:keepNext/>
       </w:pPr>
       <w:r>
-        <w:t>Table ready: contacts</w:t>
+        <w:t>Table ready: contacts_csharp</w:t>
       </w:r>
     </w:p>
     <w:p>
@@ -7673,7 +7834,7 @@
         <w:keepNext/>
       </w:pPr>
       <w:r>
-        <w:t>Columns of contacts:</w:t>
+        <w:t>Columns of contacts_csharp:</w:t>
       </w:r>
     </w:p>
     <w:p>
@@ -7738,7 +7899,7 @@
         <w:pStyle w:val="ListBullet"/>
       </w:pPr>
       <w:r>
-        <w:t>Table ready: contacts proves CREATE TABLE IF NOT EXISTS ran without an error, so the table exists now: this run created it, or an earlier run already had and the statement did nothing. The program prints the line itself, after the call returned.</w:t>
+        <w:t>Table ready: contacts_csharp proves CREATE TABLE IF NOT EXISTS ran without an error, so the table exists now: this run created it, or an earlier run already had and the statement did nothing. The program prints the line itself, after the call returned.</w:t>
       </w:r>
     </w:p>
     <w:p>
@@ -7746,7 +7907,7 @@
         <w:pStyle w:val="ListBullet"/>
       </w:pPr>
       <w:r>
-        <w:t>Columns of contacts: and the Field heading are printed by the program. Each of the four lines after them is one row of DESCRIBE's answer: one column of the table, in the order CREATE TABLE listed them.</w:t>
+        <w:t>Columns of contacts_csharp: and the Field heading are printed by the program. Each of the four lines after them is one row of DESCRIBE's answer: one column of the table, in the order CREATE TABLE listed them.</w:t>
       </w:r>
     </w:p>
     <w:p>
@@ -7778,7 +7939,7 @@
         <w:pStyle w:val="ListBullet"/>
       </w:pPr>
       <w:r>
-        <w:t>If a line shows another type or length, such as varchar(30), or a column is missing, the contacts table was created earlier from a different statement, and IF NOT EXISTS kept it. Rerun the Database Check in Project Setup, which drops it, then run the program again.</w:t>
+        <w:t>If a line shows another type or length, such as varchar(30), or a column is missing, your language's table was created earlier from a different statement, and IF NOT EXISTS kept it. Rerun the Database Check in Project Setup, which drops it, then run the program again.</w:t>
       </w:r>
     </w:p>
     <w:p>
@@ -8215,7 +8376,7 @@
         <w:pStyle w:val="SourceCode"/>
       </w:pPr>
       <w:r>
-        <w:t xml:space="preserve">            "CREATE TABLE IF NOT EXISTS contacts (" +</w:t>
+        <w:t xml:space="preserve">            "CREATE TABLE IF NOT EXISTS contacts_csharp (" +</w:t>
       </w:r>
     </w:p>
     <w:p>
@@ -8279,7 +8440,7 @@
         <w:pStyle w:val="SourceCode"/>
       </w:pPr>
       <w:r>
-        <w:t xml:space="preserve">        Console.WriteLine("Table ready: contacts");</w:t>
+        <w:t xml:space="preserve">        Console.WriteLine("Table ready: contacts_csharp");</w:t>
       </w:r>
     </w:p>
     <w:p>
@@ -8332,7 +8493,7 @@
         <w:pStyle w:val="SourceCode"/>
       </w:pPr>
       <w:r>
-        <w:t xml:space="preserve">            new MySqlCommand("DESCRIBE contacts", connection);</w:t>
+        <w:t xml:space="preserve">            new MySqlCommand("DESCRIBE contacts_csharp", connection);</w:t>
       </w:r>
     </w:p>
     <w:p>
@@ -8369,7 +8530,7 @@
         <w:pStyle w:val="SourceCode"/>
       </w:pPr>
       <w:r>
-        <w:t xml:space="preserve">        Console.WriteLine("Columns of contacts:");</w:t>
+        <w:t xml:space="preserve">        Console.WriteLine("Columns of contacts_csharp:");</w:t>
       </w:r>
     </w:p>
     <w:p>
@@ -8844,7 +9005,7 @@
         <w:keepNext/>
       </w:pPr>
       <w:r>
-        <w:t>Table ready: contacts</w:t>
+        <w:t>Table ready: contacts_csharp</w:t>
       </w:r>
     </w:p>
     <w:p>
@@ -8853,7 +9014,7 @@
         <w:keepNext/>
       </w:pPr>
       <w:r>
-        <w:t>Columns of contacts:</w:t>
+        <w:t>Columns of contacts_csharp:</w:t>
       </w:r>
     </w:p>
     <w:p>
@@ -8934,7 +9095,7 @@
         <w:pStyle w:val="ListBullet"/>
       </w:pPr>
       <w:r>
-        <w:t>If a line shows another type or length, such as varchar(30), or a column is missing, the contacts table was created earlier from a different statement, and IF NOT EXISTS kept it. Rerun the Database Check in Project Setup, which drops it, then run the program again.</w:t>
+        <w:t>If a line shows another type or length, such as varchar(30), or a column is missing, your language's table was created earlier from a different statement, and IF NOT EXISTS kept it. Rerun the Database Check in Project Setup, which drops it, then run the program again.</w:t>
       </w:r>
     </w:p>
     <w:p>
@@ -9010,7 +9171,10 @@
     </w:p>
     <w:p>
       <w:r>
-        <w:t>Both versions connect to spa_contacts, execute the same CREATE TABLE IF NOT EXISTS statement, query DESCRIBE contacts, and print the same eight lines. The Basic version does it all in Main and trusts the statements. The Production-Minded version connects through Lesson 4.2's ConnectDatabase, keeps the table's definition in CreateContactsTable and the listing in DescribeContacts, reports a failure as Error lines with exit code 1, and closes the connection with its cleanup form even after an error.</w:t>
+        <w:t xml:space="preserve">Both versions connect to spa_contacts, execute the same CREATE TABLE IF NOT EXISTS statement on contacts_csharp, query DESCRIBE contacts_csharp, and print the same eight lines. The Basic version does it all in Main and trusts the statements. The Production-Minded version connects through Lesson 4.2's ConnectDatabase, keeps the table's definition in CreateContactsTable and the listing in DescribeContacts, reports a failure as Error lines with exit code 1, and closes the connection with its cleanup form even </w:t>
+      </w:r>
+      <w:r>
+        <w:t>after an error.</w:t>
       </w:r>
     </w:p>
     <w:p>
@@ -9061,10 +9225,10 @@
     </w:p>
     <w:p>
       <w:r>
-        <w:t>Start with the most direct version: main reads SPA_DB_PASSWORD, fills the settings record with spa_contacts as DBName, opens the pool and connects with Ping, runs CREATE TABLE IF NOT EXISTS with Exec, runs DESCRIBE contacts with Query, and prints the heading and one padded line per row with Printf; then it closes the rows and the pool. Like every Basic version in this chapter, it first checks that SPA_DB_PASSWORD is set. It also checks sql.Open's and Ping's error values, as Lesson 4.2's Basic Go does, becau</w:t>
-      </w:r>
-      <w:r>
-        <w:t>se every later step needs the connection; after that it trusts Exec and Query. The CREATE statement and DESCRIBE are new, so their comments explain every part; read them as you type.</w:t>
+        <w:t>Start with the most direct version: main reads SPA_DB_PASSWORD, fills the settings record with spa_contacts as DBName, opens the pool and connects with Ping, runs CREATE TABLE IF NOT EXISTS with Exec, runs DESCRIBE contacts_go with Query, and prints the heading and one padded line per row with Printf; then it closes the rows and the pool. Like every Basic version in this chapter, it first checks that SPA_DB_PASSWORD is set. It also checks sql.Open's and Ping's error values, as Lesson 4.2's Basic Go does, be</w:t>
+      </w:r>
+      <w:r>
+        <w:t>cause every later step needs the connection; after that it trusts Exec and Query. The CREATE statement and DESCRIBE are new, so their comments explain every part; read them as you type.</w:t>
       </w:r>
     </w:p>
     <w:p>
@@ -9409,23 +9573,31 @@
         <w:pStyle w:val="SourceCode"/>
       </w:pPr>
       <w:r>
-        <w:t xml:space="preserve">    // CREATE TABLE names the new table, then lists its columns inside</w:t>
-      </w:r>
-    </w:p>
-    <w:p>
-      <w:pPr>
-        <w:pStyle w:val="SourceCode"/>
-      </w:pPr>
-      <w:r>
-        <w:t xml:space="preserve">    // ( ), separated by commas. Each column is a name, a type, and its</w:t>
-      </w:r>
-    </w:p>
-    <w:p>
-      <w:pPr>
-        <w:pStyle w:val="SourceCode"/>
-      </w:pPr>
-      <w:r>
-        <w:t xml:space="preserve">    // rules:</w:t>
+        <w:t xml:space="preserve">    // CREATE TABLE names the new table, contacts_go, then lists its columns</w:t>
+      </w:r>
+    </w:p>
+    <w:p>
+      <w:pPr>
+        <w:pStyle w:val="SourceCode"/>
+      </w:pPr>
+      <w:r>
+        <w:t xml:space="preserve">    // inside ( ), separated by commas. Each language keeps its own table,</w:t>
+      </w:r>
+    </w:p>
+    <w:p>
+      <w:pPr>
+        <w:pStyle w:val="SourceCode"/>
+      </w:pPr>
+      <w:r>
+        <w:t xml:space="preserve">    // so its programs touch only their own rows. Each column is a name, a</w:t>
+      </w:r>
+    </w:p>
+    <w:p>
+      <w:pPr>
+        <w:pStyle w:val="SourceCode"/>
+      </w:pPr>
+      <w:r>
+        <w:t xml:space="preserve">    // type, and its rules:</w:t>
       </w:r>
     </w:p>
     <w:p>
@@ -9529,7 +9701,7 @@
         <w:pStyle w:val="SourceCode"/>
       </w:pPr>
       <w:r>
-        <w:t xml:space="preserve">    createTable := "CREATE TABLE IF NOT EXISTS contacts (" +</w:t>
+        <w:t xml:space="preserve">    createTable := "CREATE TABLE IF NOT EXISTS contacts_go (" +</w:t>
       </w:r>
     </w:p>
     <w:p>
@@ -9606,44 +9778,44 @@
         <w:pStyle w:val="SourceCode"/>
       </w:pPr>
       <w:r>
-        <w:t xml:space="preserve">    fmt.Println("Table ready: contacts")</w:t>
-      </w:r>
-    </w:p>
-    <w:p>
-      <w:pPr>
-        <w:pStyle w:val="SourceCode"/>
-      </w:pPr>
-    </w:p>
-    <w:p>
-      <w:pPr>
-        <w:pStyle w:val="SourceCode"/>
-      </w:pPr>
-      <w:r>
-        <w:t xml:space="preserve">    // DESCRIBE contacts asks the server how the table is built. It answers</w:t>
-      </w:r>
-    </w:p>
-    <w:p>
-      <w:pPr>
-        <w:pStyle w:val="SourceCode"/>
-      </w:pPr>
-      <w:r>
-        <w:t xml:space="preserve">    // with one row per column of contacts, and each row has six columns:</w:t>
-      </w:r>
-    </w:p>
-    <w:p>
-      <w:pPr>
-        <w:pStyle w:val="SourceCode"/>
-      </w:pPr>
-      <w:r>
-        <w:t xml:space="preserve">    // Field (the name), Type, Null (YES when NULL is allowed), Key (PRI,</w:t>
-      </w:r>
-    </w:p>
-    <w:p>
-      <w:pPr>
-        <w:pStyle w:val="SourceCode"/>
-      </w:pPr>
-      <w:r>
-        <w:t xml:space="preserve">    // UNI, or empty), Default, and Extra (auto_increment). Remember,</w:t>
+        <w:t xml:space="preserve">    fmt.Println("Table ready: contacts_go")</w:t>
+      </w:r>
+    </w:p>
+    <w:p>
+      <w:pPr>
+        <w:pStyle w:val="SourceCode"/>
+      </w:pPr>
+    </w:p>
+    <w:p>
+      <w:pPr>
+        <w:pStyle w:val="SourceCode"/>
+      </w:pPr>
+      <w:r>
+        <w:t xml:space="preserve">    // DESCRIBE contacts_go asks the server how the table is built. It</w:t>
+      </w:r>
+    </w:p>
+    <w:p>
+      <w:pPr>
+        <w:pStyle w:val="SourceCode"/>
+      </w:pPr>
+      <w:r>
+        <w:t xml:space="preserve">    // answers with one row per column of contacts, and each row has six</w:t>
+      </w:r>
+    </w:p>
+    <w:p>
+      <w:pPr>
+        <w:pStyle w:val="SourceCode"/>
+      </w:pPr>
+      <w:r>
+        <w:t xml:space="preserve">    // columns: Field (the name), Type, Null (YES when NULL is allowed), Key</w:t>
+      </w:r>
+    </w:p>
+    <w:p>
+      <w:pPr>
+        <w:pStyle w:val="SourceCode"/>
+      </w:pPr>
+      <w:r>
+        <w:t xml:space="preserve">    // (PRI, UNI, or empty), Default, and Extra (auto_increment). Remember,</w:t>
       </w:r>
     </w:p>
     <w:p>
@@ -9667,7 +9839,7 @@
         <w:pStyle w:val="SourceCode"/>
       </w:pPr>
       <w:r>
-        <w:t xml:space="preserve">    rows, _ := database.Query("DESCRIBE contacts")</w:t>
+        <w:t xml:space="preserve">    rows, _ := database.Query("DESCRIBE contacts_go")</w:t>
       </w:r>
     </w:p>
     <w:p>
@@ -9704,7 +9876,7 @@
         <w:pStyle w:val="SourceCode"/>
       </w:pPr>
       <w:r>
-        <w:t xml:space="preserve">    fmt.Println("Columns of contacts:")</w:t>
+        <w:t xml:space="preserve">    fmt.Println("Columns of contacts_go:")</w:t>
       </w:r>
     </w:p>
     <w:p>
@@ -9985,7 +10157,7 @@
         <w:keepNext/>
       </w:pPr>
       <w:r>
-        <w:t>Table ready: contacts</w:t>
+        <w:t>Table ready: contacts_go</w:t>
       </w:r>
     </w:p>
     <w:p>
@@ -9994,7 +10166,7 @@
         <w:keepNext/>
       </w:pPr>
       <w:r>
-        <w:t>Columns of contacts:</w:t>
+        <w:t>Columns of contacts_go:</w:t>
       </w:r>
     </w:p>
     <w:p>
@@ -10059,7 +10231,7 @@
         <w:pStyle w:val="ListBullet"/>
       </w:pPr>
       <w:r>
-        <w:t>Table ready: contacts proves CREATE TABLE IF NOT EXISTS ran without an error, so the table exists now: this run created it, or an earlier run already had and the statement did nothing. The program prints the line itself, after the call returned.</w:t>
+        <w:t>Table ready: contacts_go proves CREATE TABLE IF NOT EXISTS ran without an error, so the table exists now: this run created it, or an earlier run already had and the statement did nothing. The program prints the line itself, after the call returned.</w:t>
       </w:r>
     </w:p>
     <w:p>
@@ -10067,7 +10239,7 @@
         <w:pStyle w:val="ListBullet"/>
       </w:pPr>
       <w:r>
-        <w:t>Columns of contacts: and the Field heading are printed by the program. Each of the four lines after them is one row of DESCRIBE's answer: one column of the table, in the order CREATE TABLE listed them.</w:t>
+        <w:t>Columns of contacts_go: and the Field heading are printed by the program. Each of the four lines after them is one row of DESCRIBE's answer: one column of the table, in the order CREATE TABLE listed them.</w:t>
       </w:r>
     </w:p>
     <w:p>
@@ -10099,7 +10271,7 @@
         <w:pStyle w:val="ListBullet"/>
       </w:pPr>
       <w:r>
-        <w:t>If a line shows another type or length, such as varchar(30), or a column is missing, the contacts table was created earlier from a different statement, and IF NOT EXISTS kept it. Rerun the Database Check in Project Setup, which drops it, then run the program again.</w:t>
+        <w:t>If a line shows another type or length, such as varchar(30), or a column is missing, your language's table was created earlier from a different statement, and IF NOT EXISTS kept it. Rerun the Database Check in Project Setup, which drops it, then run the program again.</w:t>
       </w:r>
     </w:p>
     <w:p>
@@ -10547,7 +10719,7 @@
         <w:pStyle w:val="SourceCode"/>
       </w:pPr>
       <w:r>
-        <w:t xml:space="preserve">    statement := "CREATE TABLE IF NOT EXISTS contacts (" +</w:t>
+        <w:t xml:space="preserve">    statement := "CREATE TABLE IF NOT EXISTS contacts_go (" +</w:t>
       </w:r>
     </w:p>
     <w:p>
@@ -10627,7 +10799,7 @@
         <w:pStyle w:val="SourceCode"/>
       </w:pPr>
       <w:r>
-        <w:t xml:space="preserve">    fmt.Println("Table ready: contacts")</w:t>
+        <w:t xml:space="preserve">    fmt.Println("Table ready: contacts_go")</w:t>
       </w:r>
     </w:p>
     <w:p>
@@ -10680,7 +10852,7 @@
         <w:pStyle w:val="SourceCode"/>
       </w:pPr>
       <w:r>
-        <w:t xml:space="preserve">    rows, err := database.Query("DESCRIBE contacts")</w:t>
+        <w:t xml:space="preserve">    rows, err := database.Query("DESCRIBE contacts_go")</w:t>
       </w:r>
     </w:p>
     <w:p>
@@ -10757,7 +10929,7 @@
         <w:pStyle w:val="SourceCode"/>
       </w:pPr>
       <w:r>
-        <w:t xml:space="preserve">    fmt.Println("Columns of contacts:")</w:t>
+        <w:t xml:space="preserve">    fmt.Println("Columns of contacts_go:")</w:t>
       </w:r>
     </w:p>
     <w:p>
@@ -11274,7 +11446,7 @@
         <w:keepNext/>
       </w:pPr>
       <w:r>
-        <w:t>Table ready: contacts</w:t>
+        <w:t>Table ready: contacts_go</w:t>
       </w:r>
     </w:p>
     <w:p>
@@ -11283,7 +11455,7 @@
         <w:keepNext/>
       </w:pPr>
       <w:r>
-        <w:t>Columns of contacts:</w:t>
+        <w:t>Columns of contacts_go:</w:t>
       </w:r>
     </w:p>
     <w:p>
@@ -11364,7 +11536,7 @@
         <w:pStyle w:val="ListBullet"/>
       </w:pPr>
       <w:r>
-        <w:t>If a line shows another type or length, such as varchar(30), or a column is missing, the contacts table was created earlier from a different statement, and IF NOT EXISTS kept it. Rerun the Database Check in Project Setup, which drops it, then run the program again.</w:t>
+        <w:t>If a line shows another type or length, such as varchar(30), or a column is missing, your language's table was created earlier from a different statement, and IF NOT EXISTS kept it. Rerun the Database Check in Project Setup, which drops it, then run the program again.</w:t>
       </w:r>
     </w:p>
     <w:p>
@@ -11440,7 +11612,10 @@
     </w:p>
     <w:p>
       <w:r>
-        <w:t>Both versions connect to spa_contacts, execute the same CREATE TABLE IF NOT EXISTS statement, query DESCRIBE contacts, and print the same eight lines. The Basic version does it all in main and trusts the statements. The Production-Minded version connects through Lesson 4.2's connectDatabase, keeps the table's definition in createContactsTable and the listing in describeContacts, reports a failure as Error lines with exit code 1, and closes the connection with its cleanup form even after an error.</w:t>
+        <w:t>Both versions connect to spa_contacts, execute the same CREATE TABLE IF NOT EXISTS statement on contacts_go, query DESCRIBE contacts_go, and print the same eight lines. The Basic version does it all in main and trusts the statements. The Production-Minded version connects through Lesson 4.2's connectDatabase, keeps the table's definition in createContactsTable and the listing in describeContacts, reports a failure as Error lines with exit code 1, and closes the connection with its cleanup form even after an</w:t>
+      </w:r>
+      <w:r>
+        <w:t xml:space="preserve"> error.</w:t>
       </w:r>
     </w:p>
     <w:p>
@@ -11491,10 +11666,10 @@
     </w:p>
     <w:p>
       <w:r>
-        <w:t>Start with the most direct version: main reads SPA_DB_PASSWORD, connects to spa_contacts, makes a cursor, executes CREATE TABLE IF NOT EXISTS, executes DESCRIBE contacts, and prints the heading and one padded line per row of fetchall with an f-string; then it closes the cursor and the connection. Like every Basic version in this chapter, it first checks that SPA_DB_PASSWORD is set. After that, it trusts every step; the Production-Minded version checks them. The CREATE statement and DESCRIBE are new, so thei</w:t>
-      </w:r>
-      <w:r>
-        <w:t>r comments explain every part; read them as you type.</w:t>
+        <w:t xml:space="preserve">Start with the most direct version: main reads SPA_DB_PASSWORD, connects to spa_contacts, makes a cursor, executes CREATE TABLE IF NOT EXISTS, executes DESCRIBE contacts_python, and prints the heading and one padded line per row of fetchall with an f-string; then it closes the cursor and the connection. Like every Basic version in this chapter, it first checks that SPA_DB_PASSWORD is set. After that, it trusts every step; the Production-Minded version checks them. The CREATE statement and DESCRIBE are new, </w:t>
+      </w:r>
+      <w:r>
+        <w:t>so their comments explain every part; read them as you type.</w:t>
       </w:r>
     </w:p>
     <w:p>
@@ -11726,23 +11901,31 @@
         <w:pStyle w:val="SourceCode"/>
       </w:pPr>
       <w:r>
-        <w:t xml:space="preserve">    # CREATE TABLE names the new table, then lists its columns inside</w:t>
-      </w:r>
-    </w:p>
-    <w:p>
-      <w:pPr>
-        <w:pStyle w:val="SourceCode"/>
-      </w:pPr>
-      <w:r>
-        <w:t xml:space="preserve">    # ( ), separated by commas. Each column is a name, a type, and its</w:t>
-      </w:r>
-    </w:p>
-    <w:p>
-      <w:pPr>
-        <w:pStyle w:val="SourceCode"/>
-      </w:pPr>
-      <w:r>
-        <w:t xml:space="preserve">    # rules:</w:t>
+        <w:t xml:space="preserve">    # CREATE TABLE names the new table, contacts_python, then lists its</w:t>
+      </w:r>
+    </w:p>
+    <w:p>
+      <w:pPr>
+        <w:pStyle w:val="SourceCode"/>
+      </w:pPr>
+      <w:r>
+        <w:t xml:space="preserve">    # columns inside ( ), separated by commas. Each language keeps its own</w:t>
+      </w:r>
+    </w:p>
+    <w:p>
+      <w:pPr>
+        <w:pStyle w:val="SourceCode"/>
+      </w:pPr>
+      <w:r>
+        <w:t xml:space="preserve">    # table, so its programs touch only their own rows. Each column is a</w:t>
+      </w:r>
+    </w:p>
+    <w:p>
+      <w:pPr>
+        <w:pStyle w:val="SourceCode"/>
+      </w:pPr>
+      <w:r>
+        <w:t xml:space="preserve">    # name, a type, and its rules:</w:t>
       </w:r>
     </w:p>
     <w:p>
@@ -11870,7 +12053,7 @@
         <w:pStyle w:val="SourceCode"/>
       </w:pPr>
       <w:r>
-        <w:t xml:space="preserve">        "CREATE TABLE IF NOT EXISTS contacts ("</w:t>
+        <w:t xml:space="preserve">        "CREATE TABLE IF NOT EXISTS contacts_python ("</w:t>
       </w:r>
     </w:p>
     <w:p>
@@ -11963,44 +12146,44 @@
         <w:pStyle w:val="SourceCode"/>
       </w:pPr>
       <w:r>
-        <w:t xml:space="preserve">    print("Table ready: contacts")</w:t>
-      </w:r>
-    </w:p>
-    <w:p>
-      <w:pPr>
-        <w:pStyle w:val="SourceCode"/>
-      </w:pPr>
-    </w:p>
-    <w:p>
-      <w:pPr>
-        <w:pStyle w:val="SourceCode"/>
-      </w:pPr>
-      <w:r>
-        <w:t xml:space="preserve">    # DESCRIBE contacts asks the server how the table is built. It answers</w:t>
-      </w:r>
-    </w:p>
-    <w:p>
-      <w:pPr>
-        <w:pStyle w:val="SourceCode"/>
-      </w:pPr>
-      <w:r>
-        <w:t xml:space="preserve">    # with one row per column of contacts, and each row has six columns:</w:t>
-      </w:r>
-    </w:p>
-    <w:p>
-      <w:pPr>
-        <w:pStyle w:val="SourceCode"/>
-      </w:pPr>
-      <w:r>
-        <w:t xml:space="preserve">    # Field (the name), Type, Null (YES when NULL is allowed), Key (PRI,</w:t>
-      </w:r>
-    </w:p>
-    <w:p>
-      <w:pPr>
-        <w:pStyle w:val="SourceCode"/>
-      </w:pPr>
-      <w:r>
-        <w:t xml:space="preserve">    # UNI, or empty), Default, and Extra (auto_increment). Remember,</w:t>
+        <w:t xml:space="preserve">    print("Table ready: contacts_python")</w:t>
+      </w:r>
+    </w:p>
+    <w:p>
+      <w:pPr>
+        <w:pStyle w:val="SourceCode"/>
+      </w:pPr>
+    </w:p>
+    <w:p>
+      <w:pPr>
+        <w:pStyle w:val="SourceCode"/>
+      </w:pPr>
+      <w:r>
+        <w:t xml:space="preserve">    # DESCRIBE contacts_python asks the server how the table is built. It</w:t>
+      </w:r>
+    </w:p>
+    <w:p>
+      <w:pPr>
+        <w:pStyle w:val="SourceCode"/>
+      </w:pPr>
+      <w:r>
+        <w:t xml:space="preserve">    # answers with one row per column of contacts, and each row has six</w:t>
+      </w:r>
+    </w:p>
+    <w:p>
+      <w:pPr>
+        <w:pStyle w:val="SourceCode"/>
+      </w:pPr>
+      <w:r>
+        <w:t xml:space="preserve">    # columns: Field (the name), Type, Null (YES when NULL is allowed), Key</w:t>
+      </w:r>
+    </w:p>
+    <w:p>
+      <w:pPr>
+        <w:pStyle w:val="SourceCode"/>
+      </w:pPr>
+      <w:r>
+        <w:t xml:space="preserve">    # (PRI, UNI, or empty), Default, and Extra (auto_increment). Remember,</w:t>
       </w:r>
     </w:p>
     <w:p>
@@ -12016,7 +12199,7 @@
         <w:pStyle w:val="SourceCode"/>
       </w:pPr>
       <w:r>
-        <w:t xml:space="preserve">    cursor.execute("DESCRIBE contacts")</w:t>
+        <w:t xml:space="preserve">    cursor.execute("DESCRIBE contacts_python")</w:t>
       </w:r>
     </w:p>
     <w:p>
@@ -12053,7 +12236,7 @@
         <w:pStyle w:val="SourceCode"/>
       </w:pPr>
       <w:r>
-        <w:t xml:space="preserve">    print("Columns of contacts:")</w:t>
+        <w:t xml:space="preserve">    print("Columns of contacts_python:")</w:t>
       </w:r>
     </w:p>
     <w:p>
@@ -12278,7 +12461,7 @@
         <w:keepNext/>
       </w:pPr>
       <w:r>
-        <w:t>Table ready: contacts</w:t>
+        <w:t>Table ready: contacts_python</w:t>
       </w:r>
     </w:p>
     <w:p>
@@ -12287,7 +12470,7 @@
         <w:keepNext/>
       </w:pPr>
       <w:r>
-        <w:t>Columns of contacts:</w:t>
+        <w:t>Columns of contacts_python:</w:t>
       </w:r>
     </w:p>
     <w:p>
@@ -12352,7 +12535,7 @@
         <w:pStyle w:val="ListBullet"/>
       </w:pPr>
       <w:r>
-        <w:t>Table ready: contacts proves CREATE TABLE IF NOT EXISTS ran without an error, so the table exists now: this run created it, or an earlier run already had and the statement did nothing. The program prints the line itself, after the call returned.</w:t>
+        <w:t>Table ready: contacts_python proves CREATE TABLE IF NOT EXISTS ran without an error, so the table exists now: this run created it, or an earlier run already had and the statement did nothing. The program prints the line itself, after the call returned.</w:t>
       </w:r>
     </w:p>
     <w:p>
@@ -12360,7 +12543,7 @@
         <w:pStyle w:val="ListBullet"/>
       </w:pPr>
       <w:r>
-        <w:t>Columns of contacts: and the Field heading are printed by the program. Each of the four lines after them is one row of DESCRIBE's answer: one column of the table, in the order CREATE TABLE listed them.</w:t>
+        <w:t>Columns of contacts_python: and the Field heading are printed by the program. Each of the four lines after them is one row of DESCRIBE's answer: one column of the table, in the order CREATE TABLE listed them.</w:t>
       </w:r>
     </w:p>
     <w:p>
@@ -12392,7 +12575,7 @@
         <w:pStyle w:val="ListBullet"/>
       </w:pPr>
       <w:r>
-        <w:t>If a line shows another type or length, such as varchar(30), or a column is missing, the contacts table was created earlier from a different statement, and IF NOT EXISTS kept it. Rerun the Database Check in Project Setup, which drops it, then run the program again.</w:t>
+        <w:t>If a line shows another type or length, such as varchar(30), or a column is missing, your language's table was created earlier from a different statement, and IF NOT EXISTS kept it. Rerun the Database Check in Project Setup, which drops it, then run the program again.</w:t>
       </w:r>
     </w:p>
     <w:p>
@@ -12724,7 +12907,7 @@
         <w:pStyle w:val="SourceCode"/>
       </w:pPr>
       <w:r>
-        <w:t xml:space="preserve">        "CREATE TABLE IF NOT EXISTS contacts ("</w:t>
+        <w:t xml:space="preserve">        "CREATE TABLE IF NOT EXISTS contacts_python ("</w:t>
       </w:r>
     </w:p>
     <w:p>
@@ -12796,7 +12979,7 @@
         <w:pStyle w:val="SourceCode"/>
       </w:pPr>
       <w:r>
-        <w:t xml:space="preserve">    print("Table ready: contacts")</w:t>
+        <w:t xml:space="preserve">    print("Table ready: contacts_python")</w:t>
       </w:r>
     </w:p>
     <w:p>
@@ -12854,15 +13037,15 @@
         <w:pStyle w:val="SourceCode"/>
       </w:pPr>
       <w:r>
-        <w:t xml:space="preserve">        cursor.execute("DESCRIBE contacts")</w:t>
-      </w:r>
-    </w:p>
-    <w:p>
-      <w:pPr>
-        <w:pStyle w:val="SourceCode"/>
-      </w:pPr>
-      <w:r>
-        <w:t xml:space="preserve">        print("Columns of contacts:")</w:t>
+        <w:t xml:space="preserve">        cursor.execute("DESCRIBE contacts_python")</w:t>
+      </w:r>
+    </w:p>
+    <w:p>
+      <w:pPr>
+        <w:pStyle w:val="SourceCode"/>
+      </w:pPr>
+      <w:r>
+        <w:t xml:space="preserve">        print("Columns of contacts_python:")</w:t>
       </w:r>
     </w:p>
     <w:p>
@@ -13198,7 +13381,7 @@
         <w:keepNext/>
       </w:pPr>
       <w:r>
-        <w:t>Table ready: contacts</w:t>
+        <w:t>Table ready: contacts_python</w:t>
       </w:r>
     </w:p>
     <w:p>
@@ -13207,7 +13390,7 @@
         <w:keepNext/>
       </w:pPr>
       <w:r>
-        <w:t>Columns of contacts:</w:t>
+        <w:t>Columns of contacts_python:</w:t>
       </w:r>
     </w:p>
     <w:p>
@@ -13288,7 +13471,7 @@
         <w:pStyle w:val="ListBullet"/>
       </w:pPr>
       <w:r>
-        <w:t>If a line shows another type or length, such as varchar(30), or a column is missing, the contacts table was created earlier from a different statement, and IF NOT EXISTS kept it. Rerun the Database Check in Project Setup, which drops it, then run the program again.</w:t>
+        <w:t>If a line shows another type or length, such as varchar(30), or a column is missing, your language's table was created earlier from a different statement, and IF NOT EXISTS kept it. Rerun the Database Check in Project Setup, which drops it, then run the program again.</w:t>
       </w:r>
     </w:p>
     <w:p>
@@ -13364,7 +13547,10 @@
     </w:p>
     <w:p>
       <w:r>
-        <w:t>Both versions connect to spa_contacts, execute the same CREATE TABLE IF NOT EXISTS statement, query DESCRIBE contacts, and print the same eight lines. The Basic version does it all in main and trusts the statements. The Production-Minded version connects through Lesson 4.2's connect_database, keeps the table's definition in create_contacts_table and the listing in describe_contacts, reports a failure as Error lines with exit code 1, and closes the connection with its cleanup form even after an error.</w:t>
+        <w:t>Both versions connect to spa_contacts, execute the same CREATE TABLE IF NOT EXISTS statement on contacts_python, query DESCRIBE contacts_python, and print the same eight lines. The Basic version does it all in main and trusts the statements. The Production-Minded version connects through Lesson 4.2's connect_database, keeps the table's definition in create_contacts_table and the listing in describe_contacts, reports a failure as Error lines with exit code 1, and closes the connection with its cleanup form e</w:t>
+      </w:r>
+      <w:r>
+        <w:t>ven after an error.</w:t>
       </w:r>
     </w:p>
     <w:p>
@@ -13415,10 +13601,10 @@
     </w:p>
     <w:p>
       <w:r>
-        <w:t>Start with the most direct version: main reads SPA_DB_PASSWORD, connects to spa_contacts, sends CREATE TABLE IF NOT EXISTS with query, sends DESCRIBE contacts with query, and prints the heading and one padded line per row with padEnd; then it ends the connection. Like every Basic version in this chapter, it first checks that SPA_DB_PASSWORD is set. After that, it trusts every step; the Production-Minded version checks them. The CREATE statement and DESCRIBE are new, so their comments explain every part; rea</w:t>
-      </w:r>
-      <w:r>
-        <w:t>d them as you type.</w:t>
+        <w:t>Start with the most direct version: main reads SPA_DB_PASSWORD, connects to spa_contacts, sends CREATE TABLE IF NOT EXISTS with query, sends DESCRIBE contacts_typescript with query, and prints the heading and one padded line per row with padEnd; then it ends the connection. Like every Basic version in this chapter, it first checks that SPA_DB_PASSWORD is set. After that, it trusts every step; the Production-Minded version checks them. The CREATE statement and DESCRIBE are new, so their comments explain ever</w:t>
+      </w:r>
+      <w:r>
+        <w:t>y part; read them as you type.</w:t>
       </w:r>
     </w:p>
     <w:p>
@@ -13648,23 +13834,31 @@
         <w:pStyle w:val="SourceCode"/>
       </w:pPr>
       <w:r>
-        <w:t xml:space="preserve">    // CREATE TABLE names the new table, then lists its columns inside</w:t>
-      </w:r>
-    </w:p>
-    <w:p>
-      <w:pPr>
-        <w:pStyle w:val="SourceCode"/>
-      </w:pPr>
-      <w:r>
-        <w:t xml:space="preserve">    // ( ), separated by commas. Each column is a name, a type, and its</w:t>
-      </w:r>
-    </w:p>
-    <w:p>
-      <w:pPr>
-        <w:pStyle w:val="SourceCode"/>
-      </w:pPr>
-      <w:r>
-        <w:t xml:space="preserve">    // rules:</w:t>
+        <w:t xml:space="preserve">    // CREATE TABLE names the new table, contacts_typescript, then lists its</w:t>
+      </w:r>
+    </w:p>
+    <w:p>
+      <w:pPr>
+        <w:pStyle w:val="SourceCode"/>
+      </w:pPr>
+      <w:r>
+        <w:t xml:space="preserve">    // columns inside ( ), separated by commas. Each language keeps its own</w:t>
+      </w:r>
+    </w:p>
+    <w:p>
+      <w:pPr>
+        <w:pStyle w:val="SourceCode"/>
+      </w:pPr>
+      <w:r>
+        <w:t xml:space="preserve">    // table, so its programs touch only their own rows. Each column is a</w:t>
+      </w:r>
+    </w:p>
+    <w:p>
+      <w:pPr>
+        <w:pStyle w:val="SourceCode"/>
+      </w:pPr>
+      <w:r>
+        <w:t xml:space="preserve">    // name, a type, and its rules:</w:t>
       </w:r>
     </w:p>
     <w:p>
@@ -13776,7 +13970,7 @@
         <w:pStyle w:val="SourceCode"/>
       </w:pPr>
       <w:r>
-        <w:t xml:space="preserve">        "CREATE TABLE IF NOT EXISTS contacts (" +</w:t>
+        <w:t xml:space="preserve">        "CREATE TABLE IF NOT EXISTS contacts_typescript (" +</w:t>
       </w:r>
     </w:p>
     <w:p>
@@ -13853,52 +14047,52 @@
         <w:pStyle w:val="SourceCode"/>
       </w:pPr>
       <w:r>
-        <w:t xml:space="preserve">    console.log("Table ready: contacts");</w:t>
-      </w:r>
-    </w:p>
-    <w:p>
-      <w:pPr>
-        <w:pStyle w:val="SourceCode"/>
-      </w:pPr>
-    </w:p>
-    <w:p>
-      <w:pPr>
-        <w:pStyle w:val="SourceCode"/>
-      </w:pPr>
-      <w:r>
-        <w:t xml:space="preserve">    // DESCRIBE contacts asks the server how the table is built. It answers</w:t>
-      </w:r>
-    </w:p>
-    <w:p>
-      <w:pPr>
-        <w:pStyle w:val="SourceCode"/>
-      </w:pPr>
-      <w:r>
-        <w:t xml:space="preserve">    // with one row per column of contacts, and each row has six columns:</w:t>
-      </w:r>
-    </w:p>
-    <w:p>
-      <w:pPr>
-        <w:pStyle w:val="SourceCode"/>
-      </w:pPr>
-      <w:r>
-        <w:t xml:space="preserve">    // Field (the name), Type, Null (YES when NULL is allowed), Key (PRI,</w:t>
-      </w:r>
-    </w:p>
-    <w:p>
-      <w:pPr>
-        <w:pStyle w:val="SourceCode"/>
-      </w:pPr>
-      <w:r>
-        <w:t xml:space="preserve">    // UNI, or empty), Default, and Extra (auto_increment). Remember, for</w:t>
-      </w:r>
-    </w:p>
-    <w:p>
-      <w:pPr>
-        <w:pStyle w:val="SourceCode"/>
-      </w:pPr>
-      <w:r>
-        <w:t xml:space="preserve">    // rows, answer[0] is the array of rows.</w:t>
+        <w:t xml:space="preserve">    console.log("Table ready: contacts_typescript");</w:t>
+      </w:r>
+    </w:p>
+    <w:p>
+      <w:pPr>
+        <w:pStyle w:val="SourceCode"/>
+      </w:pPr>
+    </w:p>
+    <w:p>
+      <w:pPr>
+        <w:pStyle w:val="SourceCode"/>
+      </w:pPr>
+      <w:r>
+        <w:t xml:space="preserve">    // DESCRIBE contacts_typescript asks the server how the table is built.</w:t>
+      </w:r>
+    </w:p>
+    <w:p>
+      <w:pPr>
+        <w:pStyle w:val="SourceCode"/>
+      </w:pPr>
+      <w:r>
+        <w:t xml:space="preserve">    // It answers with one row per column of contacts, and each row has six</w:t>
+      </w:r>
+    </w:p>
+    <w:p>
+      <w:pPr>
+        <w:pStyle w:val="SourceCode"/>
+      </w:pPr>
+      <w:r>
+        <w:t xml:space="preserve">    // columns: Field (the name), Type, Null (YES when NULL is allowed), Key</w:t>
+      </w:r>
+    </w:p>
+    <w:p>
+      <w:pPr>
+        <w:pStyle w:val="SourceCode"/>
+      </w:pPr>
+      <w:r>
+        <w:t xml:space="preserve">    // (PRI, UNI, or empty), Default, and Extra (auto_increment). Remember,</w:t>
+      </w:r>
+    </w:p>
+    <w:p>
+      <w:pPr>
+        <w:pStyle w:val="SourceCode"/>
+      </w:pPr>
+      <w:r>
+        <w:t xml:space="preserve">    // for rows, answer[0] is the array of rows.</w:t>
       </w:r>
     </w:p>
     <w:p>
@@ -13914,7 +14108,7 @@
         <w:pStyle w:val="SourceCode"/>
       </w:pPr>
       <w:r>
-        <w:t xml:space="preserve">        "DESCRIBE contacts",</w:t>
+        <w:t xml:space="preserve">        "DESCRIBE contacts_typescript",</w:t>
       </w:r>
     </w:p>
     <w:p>
@@ -13967,7 +14161,7 @@
         <w:pStyle w:val="SourceCode"/>
       </w:pPr>
       <w:r>
-        <w:t xml:space="preserve">    console.log("Columns of contacts:");</w:t>
+        <w:t xml:space="preserve">    console.log("Columns of contacts_typescript:");</w:t>
       </w:r>
     </w:p>
     <w:p>
@@ -14304,7 +14498,7 @@
         <w:keepNext/>
       </w:pPr>
       <w:r>
-        <w:t>Table ready: contacts</w:t>
+        <w:t>Table ready: contacts_typescript</w:t>
       </w:r>
     </w:p>
     <w:p>
@@ -14313,7 +14507,7 @@
         <w:keepNext/>
       </w:pPr>
       <w:r>
-        <w:t>Columns of contacts:</w:t>
+        <w:t>Columns of contacts_typescript:</w:t>
       </w:r>
     </w:p>
     <w:p>
@@ -14378,7 +14572,7 @@
         <w:pStyle w:val="ListBullet"/>
       </w:pPr>
       <w:r>
-        <w:t>Table ready: contacts proves CREATE TABLE IF NOT EXISTS ran without an error, so the table exists now: this run created it, or an earlier run already had and the statement did nothing. The program prints the line itself, after the call returned.</w:t>
+        <w:t>Table ready: contacts_typescript proves CREATE TABLE IF NOT EXISTS ran without an error, so the table exists now: this run created it, or an earlier run already had and the statement did nothing. The program prints the line itself, after the call returned.</w:t>
       </w:r>
     </w:p>
     <w:p>
@@ -14386,7 +14580,7 @@
         <w:pStyle w:val="ListBullet"/>
       </w:pPr>
       <w:r>
-        <w:t>Columns of contacts: and the Field heading are printed by the program. Each of the four lines after them is one row of DESCRIBE's answer: one column of the table, in the order CREATE TABLE listed them.</w:t>
+        <w:t>Columns of contacts_typescript: and the Field heading are printed by the program. Each of the four lines after them is one row of DESCRIBE's answer: one column of the table, in the order CREATE TABLE listed them.</w:t>
       </w:r>
     </w:p>
     <w:p>
@@ -14418,7 +14612,7 @@
         <w:pStyle w:val="ListBullet"/>
       </w:pPr>
       <w:r>
-        <w:t>If a line shows another type or length, such as varchar(30), or a column is missing, the contacts table was created earlier from a different statement, and IF NOT EXISTS kept it. Rerun the Database Check in Project Setup, which drops it, then run the program again.</w:t>
+        <w:t>If a line shows another type or length, such as varchar(30), or a column is missing, your language's table was created earlier from a different statement, and IF NOT EXISTS kept it. Rerun the Database Check in Project Setup, which drops it, then run the program again.</w:t>
       </w:r>
     </w:p>
     <w:p>
@@ -14852,7 +15046,7 @@
         <w:pStyle w:val="SourceCode"/>
       </w:pPr>
       <w:r>
-        <w:t xml:space="preserve">        "CREATE TABLE IF NOT EXISTS contacts (" +</w:t>
+        <w:t xml:space="preserve">        "CREATE TABLE IF NOT EXISTS contacts_typescript (" +</w:t>
       </w:r>
     </w:p>
     <w:p>
@@ -14908,7 +15102,7 @@
         <w:pStyle w:val="SourceCode"/>
       </w:pPr>
       <w:r>
-        <w:t xml:space="preserve">    console.log("Table ready: contacts");</w:t>
+        <w:t xml:space="preserve">    console.log("Table ready: contacts_typescript");</w:t>
       </w:r>
     </w:p>
     <w:p>
@@ -15062,7 +15256,7 @@
         <w:pStyle w:val="SourceCode"/>
       </w:pPr>
       <w:r>
-        <w:t xml:space="preserve">        "DESCRIBE contacts",</w:t>
+        <w:t xml:space="preserve">        "DESCRIBE contacts_typescript",</w:t>
       </w:r>
     </w:p>
     <w:p>
@@ -15086,7 +15280,7 @@
         <w:pStyle w:val="SourceCode"/>
       </w:pPr>
       <w:r>
-        <w:t xml:space="preserve">    console.log("Columns of contacts:");</w:t>
+        <w:t xml:space="preserve">    console.log("Columns of contacts_typescript:");</w:t>
       </w:r>
     </w:p>
     <w:p>
@@ -15537,7 +15731,7 @@
         <w:keepNext/>
       </w:pPr>
       <w:r>
-        <w:t>Table ready: contacts</w:t>
+        <w:t>Table ready: contacts_typescript</w:t>
       </w:r>
     </w:p>
     <w:p>
@@ -15546,7 +15740,7 @@
         <w:keepNext/>
       </w:pPr>
       <w:r>
-        <w:t>Columns of contacts:</w:t>
+        <w:t>Columns of contacts_typescript:</w:t>
       </w:r>
     </w:p>
     <w:p>
@@ -15627,7 +15821,7 @@
         <w:pStyle w:val="ListBullet"/>
       </w:pPr>
       <w:r>
-        <w:t>If a line shows another type or length, such as varchar(30), or a column is missing, the contacts table was created earlier from a different statement, and IF NOT EXISTS kept it. Rerun the Database Check in Project Setup, which drops it, then run the program again.</w:t>
+        <w:t>If a line shows another type or length, such as varchar(30), or a column is missing, your language's table was created earlier from a different statement, and IF NOT EXISTS kept it. Rerun the Database Check in Project Setup, which drops it, then run the program again.</w:t>
       </w:r>
     </w:p>
     <w:p>
@@ -15703,7 +15897,10 @@
     </w:p>
     <w:p>
       <w:r>
-        <w:t>Both versions connect to spa_contacts, execute the same CREATE TABLE IF NOT EXISTS statement, query DESCRIBE contacts, and print the same eight lines. The Basic version does it all in main and trusts the statements. The Production-Minded version connects through Lesson 4.2's connectDatabase, keeps the table's definition in createContactsTable and the listing in describeContacts, reports a failure as Error lines with exit code 1, and closes the connection with its cleanup form even after an error.</w:t>
+        <w:t>Both versions connect to spa_contacts, execute the same CREATE TABLE IF NOT EXISTS statement on contacts_typescript, query DESCRIBE contacts_typescript, and print the same eight lines. The Basic version does it all in main and trusts the statements. The Production-Minded version connects through Lesson 4.2's connectDatabase, keeps the table's definition in createContactsTable and the listing in describeContacts, reports a failure as Error lines with exit code 1, and closes the connection with its cleanup fo</w:t>
+      </w:r>
+      <w:r>
+        <w:t>rm even after an error.</w:t>
       </w:r>
     </w:p>
     <w:p>
@@ -16236,7 +16433,7 @@
         <w:pStyle w:val="ListBullet"/>
       </w:pPr>
       <w:r>
-        <w:t>Every program prints the eight Required Clean-Run Output lines below exactly, in the same order, with nothing extra, and ends with exit code 0, on its first run and on every rerun.</w:t>
+        <w:t>Every program prints the eight Required Clean-Run Output lines below exactly, with its own table's name, in the same order, with nothing extra, and ends with exit code 0, on its first run and on every rerun.</w:t>
       </w:r>
     </w:p>
     <w:p>
@@ -16252,7 +16449,7 @@
         <w:pStyle w:val="ListBullet"/>
       </w:pPr>
       <w:r>
-        <w:t>The Table Check below lists contacts with SHOW TABLES and shows the same four columns from the mysql client.</w:t>
+        <w:t>The Table Check below lists the six language tables with SHOW TABLES and shows the same four columns from the mysql client.</w:t>
       </w:r>
     </w:p>
     <w:p>
@@ -16309,7 +16506,7 @@
         <w:keepNext/>
       </w:pPr>
       <w:r>
-        <w:t>Table: contacts, in utf8mb4</w:t>
+        <w:t>Tables: contacts_c, contacts_cpp, contacts_csharp, contacts_go,</w:t>
       </w:r>
     </w:p>
     <w:p>
@@ -16318,6 +16515,15 @@
         <w:keepNext/>
       </w:pPr>
       <w:r>
+        <w:t xml:space="preserve">  contacts_python, contacts_typescript; each in utf8mb4</w:t>
+      </w:r>
+    </w:p>
+    <w:p>
+      <w:pPr>
+        <w:pStyle w:val="RequiredOutput"/>
+        <w:keepNext/>
+      </w:pPr>
+      <w:r>
         <w:t>id: INT AUTO_INCREMENT PRIMARY KEY</w:t>
       </w:r>
     </w:p>
@@ -16362,7 +16568,7 @@
         <w:pStyle w:val="RequiredOutput"/>
       </w:pPr>
       <w:r>
-        <w:t>Challenge: SHOW CREATE TABLE contacts</w:t>
+        <w:t>Challenge: SHOW CREATE TABLE on the language's table</w:t>
       </w:r>
     </w:p>
     <w:p>
@@ -16388,7 +16594,7 @@
         <w:keepNext/>
       </w:pPr>
       <w:r>
-        <w:t>Both the Basic and the Production-Minded program show these lines and end with exit code 0, on the first run and on every rerun:</w:t>
+        <w:t>Both the Basic and the Production-Minded program show these lines and end with exit code 0, on the first run and on every rerun. These are the C programs' lines; every other language shows its own table's name, such as contacts_go, in place of contacts_c.</w:t>
       </w:r>
     </w:p>
     <w:p>
@@ -16411,7 +16617,7 @@
         <w:keepNext/>
       </w:pPr>
       <w:r>
-        <w:t>Table ready: contacts</w:t>
+        <w:t>Table ready: contacts_c</w:t>
       </w:r>
     </w:p>
     <w:p>
@@ -16420,7 +16626,7 @@
         <w:keepNext/>
       </w:pPr>
       <w:r>
-        <w:t>Columns of contacts:</w:t>
+        <w:t>Columns of contacts_c:</w:t>
       </w:r>
     </w:p>
     <w:p>
@@ -16487,7 +16693,7 @@
     </w:p>
     <w:p>
       <w:r>
-        <w:t>After any one program has run, ask the server about the table yourself, from the mysql client. -D picks the database, as in Lesson 4.2, and -t prints the answer as a table.</w:t>
+        <w:t>After the programs have run, ask the server about the tables yourself, from the mysql client. -D picks the database, as in Lesson 4.2, and -t prints the answer as a table.</w:t>
       </w:r>
     </w:p>
     <w:p>
@@ -16554,7 +16760,7 @@
         <w:keepNext/>
       </w:pPr>
       <w:r>
-        <w:t xml:space="preserve">    -e "DESCRIBE contacts"</w:t>
+        <w:t xml:space="preserve">    -e "DESCRIBE contacts_c"</w:t>
       </w:r>
     </w:p>
     <w:p>
@@ -16620,7 +16826,7 @@
         <w:keepNext/>
       </w:pPr>
       <w:r>
-        <w:t xml:space="preserve">    -e "DESCRIBE contacts"</w:t>
+        <w:t xml:space="preserve">    -e "DESCRIBE contacts_c"</w:t>
       </w:r>
     </w:p>
     <w:p>
@@ -16682,7 +16888,7 @@
         <w:keepNext/>
       </w:pPr>
       <w:r>
-        <w:t>| contacts               |</w:t>
+        <w:t>| contacts_c             |</w:t>
       </w:r>
     </w:p>
     <w:p>
@@ -16691,6 +16897,51 @@
         <w:keepNext/>
       </w:pPr>
       <w:r>
+        <w:t>| contacts_cpp           |</w:t>
+      </w:r>
+    </w:p>
+    <w:p>
+      <w:pPr>
+        <w:pStyle w:val="RequiredOutput"/>
+        <w:keepNext/>
+      </w:pPr>
+      <w:r>
+        <w:t>| contacts_csharp        |</w:t>
+      </w:r>
+    </w:p>
+    <w:p>
+      <w:pPr>
+        <w:pStyle w:val="RequiredOutput"/>
+        <w:keepNext/>
+      </w:pPr>
+      <w:r>
+        <w:t>| contacts_go            |</w:t>
+      </w:r>
+    </w:p>
+    <w:p>
+      <w:pPr>
+        <w:pStyle w:val="RequiredOutput"/>
+        <w:keepNext/>
+      </w:pPr>
+      <w:r>
+        <w:t>| contacts_python        |</w:t>
+      </w:r>
+    </w:p>
+    <w:p>
+      <w:pPr>
+        <w:pStyle w:val="RequiredOutput"/>
+        <w:keepNext/>
+      </w:pPr>
+      <w:r>
+        <w:t>| contacts_typescript    |</w:t>
+      </w:r>
+    </w:p>
+    <w:p>
+      <w:pPr>
+        <w:pStyle w:val="RequiredOutput"/>
+        <w:keepNext/>
+      </w:pPr>
+      <w:r>
         <w:t>+------------------------+</w:t>
       </w:r>
     </w:p>
@@ -16775,7 +17026,7 @@
         <w:pStyle w:val="ListBullet"/>
       </w:pPr>
       <w:r>
-        <w:t>SHOW TABLES lists the tables in spa_contacts, one row each, under the heading Tables_in_spa_contacts: only contacts, because setup reset the database and this lesson's program created one table.</w:t>
+        <w:t>SHOW TABLES lists the tables in spa_contacts, one row each, under the heading Tables_in_spa_contacts: one contacts table per language, because setup reset the database and each language's program created its own table. If you ran only some languages, only their tables are listed.</w:t>
       </w:r>
     </w:p>
     <w:p>
@@ -16783,6 +17034,14 @@
         <w:pStyle w:val="ListBullet"/>
       </w:pPr>
       <w:r>
+        <w:t>DESCRIBE contacts_c shows the C table; put your language's table in its place to see that one. Every language's table has the same columns.</w:t>
+      </w:r>
+    </w:p>
+    <w:p>
+      <w:pPr>
+        <w:pStyle w:val="ListBullet"/>
+      </w:pPr>
+      <w:r>
         <w:t>The rows are the programs' four column lines, with all six of DESCRIBE's columns, in the server's own order.</w:t>
       </w:r>
     </w:p>
@@ -16799,7 +17058,7 @@
         <w:pStyle w:val="ListBullet"/>
       </w:pPr>
       <w:r>
-        <w:t>ERROR 1146 (42S02) Table 'spa_contacts.contacts' doesn't exist means no program has run yet: run one, then check again.</w:t>
+        <w:t>ERROR 1146 (42S02) Table 'spa_contacts.contacts_c' doesn't exist means no C program has run yet: run one, then check again.</w:t>
       </w:r>
     </w:p>
     <w:p>
@@ -16878,7 +17137,7 @@
         <w:pStyle w:val="ListBullet"/>
       </w:pPr>
       <w:r>
-        <w:t>Dropping contact_groups before contacts once Lesson 4.11 has linked them. The server refuses to drop a table another table points at; drop contacts first, as the Database Check does.</w:t>
+        <w:t>Dropping contact_groups_c before contacts_c once Lesson 4.11 has linked them. The server refuses to drop a table another table points at; drop the contacts table first, as the Database Check does.</w:t>
       </w:r>
     </w:p>
     <w:p>
@@ -16970,10 +17229,10 @@
     </w:p>
     <w:p>
       <w:r>
-        <w:t>Now try the mistake once: also remove IF NOT EXISTS, so the statement starts CREATE TABLE contacts, and rebuild and run. The server refuses it, and the program prints Connected to database spa_contacts and then one Error line, Error: Table 'contacts' already exists, with exit code 1. In Go the reason starts with Error 1050 (42S01):, and in Python with 1050 (42S01):, the error's number and its standard code. Finally, put IF NOT EXISTS back and change the length back to VARCHAR(20), because Lesson 4.5's valid</w:t>
-      </w:r>
-      <w:r>
-        <w:t>ation expects 20.</w:t>
+        <w:t>Now try the mistake once: also remove IF NOT EXISTS, so the statement starts CREATE TABLE contacts_c (your language's table), and rebuild and run. The server refuses it, and the program prints Connected to database spa_contacts and then one Error line, Error: Table 'contacts_c' already exists, with your language's table name, and exit code 1. In Go the reason starts with Error 1050 (42S01):, and in Python with 1050 (42S01):, the error's number and its standard code. Finally, put IF NOT EXISTS back and chang</w:t>
+      </w:r>
+      <w:r>
+        <w:t>e the length back to VARCHAR(20), because Lesson 4.5's validation expects 20.</w:t>
       </w:r>
     </w:p>
     <w:p>
@@ -16999,7 +17258,7 @@
         <w:keepNext/>
       </w:pPr>
       <w:r>
-        <w:t>With phone VARCHAR(30) in the statement, the output does not change, and the exit code is 0:</w:t>
+        <w:t>With phone VARCHAR(30) in the statement, the output does not change, and the exit code is 0. These are the C programs' lines; every other language shows its own table's name, such as contacts_go, in place of contacts_c.</w:t>
       </w:r>
     </w:p>
     <w:p>
@@ -17022,7 +17281,7 @@
         <w:keepNext/>
       </w:pPr>
       <w:r>
-        <w:t>Table ready: contacts</w:t>
+        <w:t>Table ready: contacts_c</w:t>
       </w:r>
     </w:p>
     <w:p>
@@ -17031,7 +17290,7 @@
         <w:keepNext/>
       </w:pPr>
       <w:r>
-        <w:t>Columns of contacts:</w:t>
+        <w:t>Columns of contacts_c:</w:t>
       </w:r>
     </w:p>
     <w:p>
@@ -17103,7 +17362,7 @@
     </w:p>
     <w:p>
       <w:r>
-        <w:t>See the table the way the server stores it. After the column list, send the query SHOW CREATE TABLE contacts and print Definition of contacts: followed by its answer. The answer is one row with two columns: the table's name, then its full definition as one piece of text that contains line breaks, so printing the second column prints several lines.</w:t>
+        <w:t>See the table the way the server stores it. After the column list, send the query SHOW CREATE TABLE contacts_c, with your language's table name, and print Definition of, the table's name, and a colon, followed by its answer. The answer is one row with two columns: the table's name, then its full definition as one piece of text that contains line breaks, so printing the second column prints several lines.</w:t>
       </w:r>
     </w:p>
     <w:p>
@@ -17195,7 +17454,7 @@
         <w:keepNext/>
       </w:pPr>
       <w:r>
-        <w:t>With the definition printed after the columns, and exit code 0:</w:t>
+        <w:t>With the definition printed after the columns, and exit code 0. These are the C programs' lines; every other language shows its own table's name, such as contacts_go, in place of contacts_c.</w:t>
       </w:r>
     </w:p>
     <w:p>
@@ -17218,7 +17477,7 @@
         <w:keepNext/>
       </w:pPr>
       <w:r>
-        <w:t>Table ready: contacts</w:t>
+        <w:t>Table ready: contacts_c</w:t>
       </w:r>
     </w:p>
     <w:p>
@@ -17227,7 +17486,7 @@
         <w:keepNext/>
       </w:pPr>
       <w:r>
-        <w:t>Columns of contacts:</w:t>
+        <w:t>Columns of contacts_c:</w:t>
       </w:r>
     </w:p>
     <w:p>
@@ -17281,7 +17540,7 @@
         <w:keepNext/>
       </w:pPr>
       <w:r>
-        <w:t>Definition of contacts:</w:t>
+        <w:t>Definition of contacts_c:</w:t>
       </w:r>
     </w:p>
     <w:p>
@@ -17290,7 +17549,7 @@
         <w:keepNext/>
       </w:pPr>
       <w:r>
-        <w:t>CREATE TABLE `contacts` (</w:t>
+        <w:t>CREATE TABLE `contacts_c` (</w:t>
       </w:r>
     </w:p>
     <w:p>
@@ -17378,7 +17637,7 @@
         <w:keepNext/>
       </w:pPr>
       <w:r>
-        <w:t>With both changes, the definition still says varchar(20), and the exit code is 0:</w:t>
+        <w:t>With both changes, the definition still says varchar(20), and the exit code is 0. These are the C programs' lines; every other language shows its own table's name, such as contacts_go, in place of contacts_c.</w:t>
       </w:r>
     </w:p>
     <w:p>
@@ -17401,7 +17660,7 @@
         <w:keepNext/>
       </w:pPr>
       <w:r>
-        <w:t>Table ready: contacts</w:t>
+        <w:t>Table ready: contacts_c</w:t>
       </w:r>
     </w:p>
     <w:p>
@@ -17410,7 +17669,7 @@
         <w:keepNext/>
       </w:pPr>
       <w:r>
-        <w:t>Columns of contacts:</w:t>
+        <w:t>Columns of contacts_c:</w:t>
       </w:r>
     </w:p>
     <w:p>
@@ -17464,7 +17723,7 @@
         <w:keepNext/>
       </w:pPr>
       <w:r>
-        <w:t>Definition of contacts:</w:t>
+        <w:t>Definition of contacts_c:</w:t>
       </w:r>
     </w:p>
     <w:p>
@@ -17473,7 +17732,7 @@
         <w:keepNext/>
       </w:pPr>
       <w:r>
-        <w:t>CREATE TABLE `contacts` (</w:t>
+        <w:t>CREATE TABLE `contacts_c` (</w:t>
       </w:r>
     </w:p>
     <w:p>
@@ -17622,7 +17881,7 @@
         <w:pStyle w:val="ListBullet"/>
       </w:pPr>
       <w:r>
-        <w:t>I can explain why setup drops the lesson tables with DROP TABLE IF EXISTS, and why contacts is dropped first.</w:t>
+        <w:t>I can explain why each language has its own table.</w:t>
       </w:r>
     </w:p>
     <w:p>
@@ -17630,6 +17889,14 @@
         <w:pStyle w:val="ListBullet"/>
       </w:pPr>
       <w:r>
+        <w:t>I can explain why setup drops the lesson tables with DROP TABLE IF EXISTS, and why each contacts table is dropped first.</w:t>
+      </w:r>
+    </w:p>
+    <w:p>
+      <w:pPr>
+        <w:pStyle w:val="ListBullet"/>
+      </w:pPr>
+      <w:r>
         <w:t>I matched the Required Exercise, Challenge, and Combined Output, and saw error 1050 without IF NOT EXISTS.</w:t>
       </w:r>
     </w:p>
@@ -17658,10 +17925,10 @@
     </w:p>
     <w:p>
       <w:r>
-        <w:t xml:space="preserve">CREATE TABLE names a table and lists its columns, each a name, a type, and its rules. The contacts table numbers its rows with id INT AUTO_INCREMENT PRIMARY KEY, requires a name of up to 100 characters and a unique email of up to 254, allows a phone of up to 20 to be NULL, and stores every character as utf8mb4. The server enforces these constraints for every program, so the lengths are chosen from real data, and Lesson 4.5 validates against the same limits. IF NOT EXISTS makes the statement safe to send at </w:t>
-      </w:r>
-      <w:r>
-        <w:t>every start, but it never changes an existing table. DESCRIBE and SHOW CREATE TABLE show what the server really stored. Setup resets the lesson tables with DROP TABLE IF EXISTS, so every lesson starts empty, and Lesson 4.5 inserts the first contact.</w:t>
+        <w:t>CREATE TABLE names a table and lists its columns, each a name, a type, and its rules. The contacts table numbers its rows with id INT AUTO_INCREMENT PRIMARY KEY, requires a name of up to 100 characters and a unique email of up to 254, allows a phone of up to 20 to be NULL, and stores every character as utf8mb4. Each language keeps its own copy, such as contacts_c, so the programs never touch each other's rows. The server enforces these constraints for every program, so the lengths are chosen from real data,</w:t>
+      </w:r>
+      <w:r>
+        <w:t xml:space="preserve"> and Lesson 4.5 validates against the same limits. IF NOT EXISTS makes the statement safe to send at every start, but it never changes an existing table. DESCRIBE and SHOW CREATE TABLE show what the server really stored. Setup resets the lesson tables with DROP TABLE IF EXISTS, so every lesson starts empty, and Lesson 4.5 inserts the first contact.</w:t>
       </w:r>
     </w:p>
     <w:sectPr>

--- a/Volume 1/Chapter 04 - Databases/SPA_Vol1_Ch4_Lesson4_4_Tables.docx
+++ b/Volume 1/Chapter 04 - Databases/SPA_Vol1_Ch4_Lesson4_4_Tables.docx
@@ -317,7 +317,11 @@
         <w:pStyle w:val="ListBullet"/>
       </w:pPr>
       <w:r>
-        <w:t>DROP TABLE removes a table and every row in it, at once and for good; DROP TABLE IF EXISTS does nothing when the table is missing, just as IF NOT EXISTS does for CREATE. Every Chapter 4 lesson's setup drops its lesson tables with DROP TABLE IF EXISTS, so each lesson starts from a known state and the lessons can be run in any order; each program then creates the tables it needs. SHOW TABLES lists the tables in the current database, one row each.</w:t>
+        <w:t xml:space="preserve">DROP TABLE removes a table and every row in it, at once and for good; DROP TABLE IF EXISTS does nothing when the table is missing, just as IF NOT EXISTS does for CREATE. Every Chapter 4 lesson's setup drops its lesson tables with DROP TABLE IF EXISTS, so each lesson starts from a known state and the lessons can be </w:t>
+      </w:r>
+      <w:r>
+        <w:lastRenderedPageBreak/>
+        <w:t>run in any order; each program then creates the tables it needs. SHOW TABLES lists the tables in the current database, one row each.</w:t>
       </w:r>
     </w:p>
     <w:p>
@@ -618,6 +622,7 @@
         <w:pStyle w:val="ListBullet"/>
       </w:pPr>
       <w:r>
+        <w:lastRenderedPageBreak/>
         <w:t>The Production-Minded version connects through Lesson 4.2's connect_database (connectDatabase, ConnectDatabase), checks every statement, reports a failure as Error lines on the error stream with exit code 1, and closes the connection with its cleanup form.</w:t>
       </w:r>
     </w:p>
@@ -2805,7 +2810,7 @@
         <w:pStyle w:val="SourceCode"/>
       </w:pPr>
       <w:r>
-        <w:t xml:space="preserve">    // answers with one row per column of contacts, and each row has six</w:t>
+        <w:t xml:space="preserve">    // answers with one row per column of the table, and each row has six</w:t>
       </w:r>
     </w:p>
     <w:p>
@@ -5128,7 +5133,7 @@
         <w:pStyle w:val="SourceCode"/>
       </w:pPr>
       <w:r>
-        <w:t xml:space="preserve">    // answers with one row per column of contacts, and each row has six</w:t>
+        <w:t xml:space="preserve">    // answers with one row per column of the table, and each row has six</w:t>
       </w:r>
     </w:p>
     <w:p>
@@ -7464,7 +7469,7 @@
         <w:pStyle w:val="SourceCode"/>
       </w:pPr>
       <w:r>
-        <w:t xml:space="preserve">        // It answers with one row per column of contacts, and each row has</w:t>
+        <w:t xml:space="preserve">        // It answers with one row per column of the table, and each row has</w:t>
       </w:r>
     </w:p>
     <w:p>
@@ -9799,7 +9804,7 @@
         <w:pStyle w:val="SourceCode"/>
       </w:pPr>
       <w:r>
-        <w:t xml:space="preserve">    // answers with one row per column of contacts, and each row has six</w:t>
+        <w:t xml:space="preserve">    // answers with one row per column of the table, and each row has six</w:t>
       </w:r>
     </w:p>
     <w:p>
@@ -12167,7 +12172,7 @@
         <w:pStyle w:val="SourceCode"/>
       </w:pPr>
       <w:r>
-        <w:t xml:space="preserve">    # answers with one row per column of contacts, and each row has six</w:t>
+        <w:t xml:space="preserve">    # answers with one row per column of the table, and each row has six</w:t>
       </w:r>
     </w:p>
     <w:p>
@@ -14068,7 +14073,7 @@
         <w:pStyle w:val="SourceCode"/>
       </w:pPr>
       <w:r>
-        <w:t xml:space="preserve">    // It answers with one row per column of contacts, and each row has six</w:t>
+        <w:t xml:space="preserve">    // It answers with one row per column of the table, and each row has six</w:t>
       </w:r>
     </w:p>
     <w:p>
@@ -18114,31 +18119,31 @@
       </w:rPr>
     </w:lvl>
   </w:abstractNum>
-  <w:num w:numId="1" w16cid:durableId="424375719">
+  <w:num w:numId="1" w16cid:durableId="1592009528">
     <w:abstractNumId w:val="8"/>
   </w:num>
-  <w:num w:numId="2" w16cid:durableId="255209027">
+  <w:num w:numId="2" w16cid:durableId="1387411265">
     <w:abstractNumId w:val="6"/>
   </w:num>
-  <w:num w:numId="3" w16cid:durableId="87434458">
+  <w:num w:numId="3" w16cid:durableId="1724669504">
     <w:abstractNumId w:val="5"/>
   </w:num>
-  <w:num w:numId="4" w16cid:durableId="314528402">
+  <w:num w:numId="4" w16cid:durableId="468978515">
     <w:abstractNumId w:val="4"/>
   </w:num>
-  <w:num w:numId="5" w16cid:durableId="777873300">
+  <w:num w:numId="5" w16cid:durableId="1676030239">
     <w:abstractNumId w:val="7"/>
   </w:num>
-  <w:num w:numId="6" w16cid:durableId="221990302">
+  <w:num w:numId="6" w16cid:durableId="110902398">
     <w:abstractNumId w:val="3"/>
   </w:num>
-  <w:num w:numId="7" w16cid:durableId="229275580">
+  <w:num w:numId="7" w16cid:durableId="2037726828">
     <w:abstractNumId w:val="2"/>
   </w:num>
-  <w:num w:numId="8" w16cid:durableId="1244799330">
+  <w:num w:numId="8" w16cid:durableId="481586262">
     <w:abstractNumId w:val="1"/>
   </w:num>
-  <w:num w:numId="9" w16cid:durableId="1450978040">
+  <w:num w:numId="9" w16cid:durableId="46220119">
     <w:abstractNumId w:val="0"/>
   </w:num>
 </w:numbering>
